--- a/Documentos/29 de septiembre del 2026.docx
+++ b/Documentos/29 de septiembre del 2026.docx
@@ -4,30 +4,348 @@
   <w:body>
     <w:p>
       <w:r>
-        <w:t xml:space="preserve">1. </w:t>
-      </w:r>
-      <w:r>
-        <w:t>Identificación de Pares: Enumera</w:t>
-      </w:r>
-      <w:r>
+        <w:t>1. Identificación de Pares: Enumera tres claves (</w:t>
+      </w:r>
+      <w:proofErr w:type="spellStart"/>
+      <w:r>
+        <w:t>keys</w:t>
+      </w:r>
+      <w:proofErr w:type="spellEnd"/>
+      <w:r>
+        <w:t>) presentes en el nivel superior del objeto JSON.</w:t>
+      </w:r>
+    </w:p>
+    <w:p>
+      <w:pPr>
+        <w:pStyle w:val="Prrafodelista"/>
+        <w:numPr>
+          <w:ilvl w:val="0"/>
+          <w:numId w:val="3"/>
+        </w:numPr>
+        <w:rPr>
+          <w:lang w:val="en-US"/>
+        </w:rPr>
+      </w:pPr>
+      <w:r>
+        <w:rPr>
+          <w:lang w:val="en-US"/>
+        </w:rPr>
+        <w:t>"hostname"</w:t>
+      </w:r>
+    </w:p>
+    <w:p>
+      <w:pPr>
+        <w:pStyle w:val="Prrafodelista"/>
+        <w:numPr>
+          <w:ilvl w:val="0"/>
+          <w:numId w:val="3"/>
+        </w:numPr>
+        <w:rPr>
+          <w:lang w:val="en-US"/>
+        </w:rPr>
+      </w:pPr>
+      <w:r>
+        <w:rPr>
+          <w:lang w:val="en-US"/>
+        </w:rPr>
+        <w:t>"</w:t>
+      </w:r>
+      <w:proofErr w:type="spellStart"/>
+      <w:proofErr w:type="gramStart"/>
+      <w:r>
+        <w:rPr>
+          <w:lang w:val="en-US"/>
+        </w:rPr>
+        <w:t>uptime</w:t>
+      </w:r>
+      <w:proofErr w:type="gramEnd"/>
+      <w:r>
+        <w:rPr>
+          <w:lang w:val="en-US"/>
+        </w:rPr>
+        <w:t>_days</w:t>
+      </w:r>
+      <w:proofErr w:type="spellEnd"/>
+      <w:r>
+        <w:rPr>
+          <w:lang w:val="en-US"/>
+        </w:rPr>
+        <w:t>"</w:t>
+      </w:r>
+    </w:p>
+    <w:p>
+      <w:pPr>
+        <w:pStyle w:val="Prrafodelista"/>
+        <w:numPr>
+          <w:ilvl w:val="0"/>
+          <w:numId w:val="3"/>
+        </w:numPr>
+        <w:rPr>
+          <w:lang w:val="en-US"/>
+        </w:rPr>
+      </w:pPr>
+      <w:r>
+        <w:rPr>
+          <w:lang w:val="en-US"/>
+        </w:rPr>
+        <w:t>"</w:t>
+      </w:r>
+      <w:proofErr w:type="spellStart"/>
+      <w:proofErr w:type="gramStart"/>
+      <w:r>
+        <w:rPr>
+          <w:lang w:val="en-US"/>
+        </w:rPr>
+        <w:t>managed</w:t>
+      </w:r>
+      <w:proofErr w:type="gramEnd"/>
+      <w:r>
+        <w:rPr>
+          <w:lang w:val="en-US"/>
+        </w:rPr>
+        <w:t>_by_apic</w:t>
+      </w:r>
+      <w:proofErr w:type="spellEnd"/>
+      <w:r>
+        <w:rPr>
+          <w:lang w:val="en-US"/>
+        </w:rPr>
+        <w:t>"</w:t>
+      </w:r>
+    </w:p>
+    <w:p>
+      <w:pPr>
+        <w:rPr>
+          <w:lang w:val="en-US"/>
+        </w:rPr>
+      </w:pPr>
+    </w:p>
+    <w:p>
+      <w:r>
+        <w:t xml:space="preserve">2. Tipos de Datos: Identifica un ejemplo de cada uno de los siguientes tipos en el código: </w:t>
+      </w:r>
+      <w:proofErr w:type="spellStart"/>
+      <w:r>
+        <w:t>String</w:t>
+      </w:r>
+      <w:proofErr w:type="spellEnd"/>
+      <w:r>
+        <w:t xml:space="preserve">, </w:t>
+      </w:r>
+      <w:proofErr w:type="spellStart"/>
+      <w:r>
+        <w:t>Number</w:t>
+      </w:r>
+      <w:proofErr w:type="spellEnd"/>
+      <w:r>
+        <w:t xml:space="preserve">, </w:t>
+      </w:r>
+      <w:proofErr w:type="spellStart"/>
+      <w:r>
+        <w:t>Boolean</w:t>
+      </w:r>
+      <w:proofErr w:type="spellEnd"/>
+      <w:r>
+        <w:t xml:space="preserve"> y </w:t>
+      </w:r>
+      <w:proofErr w:type="spellStart"/>
+      <w:r>
+        <w:t>Null</w:t>
+      </w:r>
+      <w:proofErr w:type="spellEnd"/>
+    </w:p>
+    <w:p>
+      <w:pPr>
+        <w:rPr>
+          <w:lang w:val="en-US"/>
+        </w:rPr>
+      </w:pPr>
+      <w:r>
+        <w:rPr>
+          <w:lang w:val="en-US"/>
+        </w:rPr>
+        <w:t>String: "R1-Core" (o "Link to WAN", "GigabitEthernet0/0")</w:t>
+      </w:r>
+    </w:p>
+    <w:p>
+      <w:pPr>
+        <w:rPr>
+          <w:lang w:val="en-US"/>
+        </w:rPr>
+      </w:pPr>
+      <w:r>
+        <w:rPr>
+          <w:lang w:val="en-US"/>
+        </w:rPr>
+        <w:t>Number: 45 (o 1500)</w:t>
+      </w:r>
+    </w:p>
+    <w:p>
+      <w:pPr>
+        <w:rPr>
+          <w:lang w:val="en-US"/>
+        </w:rPr>
+      </w:pPr>
+      <w:r>
+        <w:rPr>
+          <w:lang w:val="en-US"/>
+        </w:rPr>
+        <w:t>Boolean: true (o false)</w:t>
+      </w:r>
+    </w:p>
+    <w:p>
+      <w:proofErr w:type="spellStart"/>
+      <w:r>
+        <w:t>Null</w:t>
+      </w:r>
+      <w:proofErr w:type="spellEnd"/>
+      <w:r>
+        <w:t xml:space="preserve">: </w:t>
+      </w:r>
+      <w:proofErr w:type="spellStart"/>
+      <w:r>
+        <w:t>null</w:t>
+      </w:r>
+      <w:proofErr w:type="spellEnd"/>
+      <w:r>
+        <w:t xml:space="preserve"> (presente en la clave</w:t>
+      </w:r>
+    </w:p>
+    <w:p/>
+    <w:p>
+      <w:r>
+        <w:t xml:space="preserve">3. ¿Qué errores de sintaxis impiden que este JSON sea válido según los estándares de red y programación? </w:t>
+      </w:r>
+    </w:p>
+    <w:p>
+      <w:r>
+        <w:t xml:space="preserve">Selecciona las dos opciones correctas. </w:t>
+      </w:r>
+    </w:p>
+    <w:p>
+      <w:r>
+        <w:t>A) El valor de '</w:t>
+      </w:r>
+      <w:proofErr w:type="spellStart"/>
+      <w:r>
+        <w:t>vlan_id</w:t>
+      </w:r>
+      <w:proofErr w:type="spellEnd"/>
+      <w:r>
+        <w:t xml:space="preserve">' debería estar entre comillas dobles obligatoriamente. </w:t>
+      </w:r>
+    </w:p>
+    <w:p>
+      <w:r>
+        <w:t>B) Las claves como '</w:t>
+      </w:r>
+      <w:proofErr w:type="spellStart"/>
+      <w:r>
+        <w:t>vlan_id</w:t>
+      </w:r>
+      <w:proofErr w:type="spellEnd"/>
+      <w:r>
+        <w:t xml:space="preserve">' no deben llevar guiones bajos. </w:t>
+      </w:r>
+    </w:p>
+    <w:p>
+      <w:pPr>
+        <w:rPr>
+          <w:highlight w:val="red"/>
+        </w:rPr>
+      </w:pPr>
+      <w:r>
+        <w:rPr>
+          <w:highlight w:val="red"/>
+        </w:rPr>
+        <w:t>C) Existe una coma final (</w:t>
+      </w:r>
+      <w:proofErr w:type="spellStart"/>
+      <w:r>
+        <w:rPr>
+          <w:highlight w:val="red"/>
+        </w:rPr>
+        <w:t>trailing</w:t>
+      </w:r>
+      <w:proofErr w:type="spellEnd"/>
+      <w:r>
+        <w:rPr>
+          <w:highlight w:val="red"/>
+        </w:rPr>
         <w:t xml:space="preserve"> </w:t>
       </w:r>
-      <w:r>
-        <w:t>tres claves (</w:t>
-      </w:r>
-      <w:proofErr w:type="spellStart"/>
-      <w:r>
-        <w:t>keys</w:t>
-      </w:r>
-      <w:proofErr w:type="spellEnd"/>
-      <w:r>
-        <w:t>) presentes en el</w:t>
-      </w:r>
-      <w:r>
-        <w:t xml:space="preserve"> </w:t>
-      </w:r>
-      <w:r>
-        <w:t>nivel superior del objeto JSON.</w:t>
+      <w:proofErr w:type="spellStart"/>
+      <w:r>
+        <w:rPr>
+          <w:highlight w:val="red"/>
+        </w:rPr>
+        <w:t>comma</w:t>
+      </w:r>
+      <w:proofErr w:type="spellEnd"/>
+      <w:r>
+        <w:rPr>
+          <w:highlight w:val="red"/>
+        </w:rPr>
+        <w:t>) después del valor de '</w:t>
+      </w:r>
+      <w:proofErr w:type="spellStart"/>
+      <w:r>
+        <w:rPr>
+          <w:highlight w:val="red"/>
+        </w:rPr>
+        <w:t>description</w:t>
+      </w:r>
+      <w:proofErr w:type="spellEnd"/>
+      <w:r>
+        <w:rPr>
+          <w:highlight w:val="red"/>
+        </w:rPr>
+        <w:t xml:space="preserve">'. </w:t>
+      </w:r>
+    </w:p>
+    <w:p>
+      <w:r>
+        <w:rPr>
+          <w:highlight w:val="red"/>
+        </w:rPr>
+        <w:t>D) Faltan comas para separar los pares clave-valor después de '</w:t>
+      </w:r>
+      <w:proofErr w:type="spellStart"/>
+      <w:r>
+        <w:rPr>
+          <w:highlight w:val="red"/>
+        </w:rPr>
+        <w:t>vlan_id</w:t>
+      </w:r>
+      <w:proofErr w:type="spellEnd"/>
+      <w:r>
+        <w:rPr>
+          <w:highlight w:val="red"/>
+        </w:rPr>
+        <w:t>' y '</w:t>
+      </w:r>
+      <w:proofErr w:type="spellStart"/>
+      <w:r>
+        <w:rPr>
+          <w:highlight w:val="red"/>
+        </w:rPr>
+        <w:t>name</w:t>
+      </w:r>
+      <w:proofErr w:type="spellEnd"/>
+      <w:r>
+        <w:rPr>
+          <w:highlight w:val="red"/>
+        </w:rPr>
+        <w:t>'</w:t>
+      </w:r>
+      <w:r>
+        <w:t>.</w:t>
+      </w:r>
+    </w:p>
+    <w:p/>
+    <w:p>
+      <w:r>
+        <w:t>4. Reflexión Técnica: Explica por qué es crítico que un controlador como Cisco DNA Center reciba un JSON perfectamente validado antes de aplicar cambios en la red.</w:t>
       </w:r>
     </w:p>
     <w:p/>
@@ -133,6 +451,119 @@
     </w:lvl>
   </w:abstractNum>
   <w:abstractNum w:abstractNumId="1" w15:restartNumberingAfterBreak="0">
+    <w:nsid w:val="12161247"/>
+    <w:multiLevelType w:val="hybridMultilevel"/>
+    <w:tmpl w:val="DE027F58"/>
+    <w:lvl w:ilvl="0" w:tplc="080A0001">
+      <w:start w:val="1"/>
+      <w:numFmt w:val="bullet"/>
+      <w:lvlText w:val=""/>
+      <w:lvlJc w:val="left"/>
+      <w:pPr>
+        <w:ind w:left="720" w:hanging="360"/>
+      </w:pPr>
+      <w:rPr>
+        <w:rFonts w:ascii="Symbol" w:hAnsi="Symbol" w:hint="default"/>
+      </w:rPr>
+    </w:lvl>
+    <w:lvl w:ilvl="1" w:tplc="080A0003" w:tentative="1">
+      <w:start w:val="1"/>
+      <w:numFmt w:val="bullet"/>
+      <w:lvlText w:val="o"/>
+      <w:lvlJc w:val="left"/>
+      <w:pPr>
+        <w:ind w:left="1440" w:hanging="360"/>
+      </w:pPr>
+      <w:rPr>
+        <w:rFonts w:ascii="Courier New" w:hAnsi="Courier New" w:cs="Courier New" w:hint="default"/>
+      </w:rPr>
+    </w:lvl>
+    <w:lvl w:ilvl="2" w:tplc="080A0005" w:tentative="1">
+      <w:start w:val="1"/>
+      <w:numFmt w:val="bullet"/>
+      <w:lvlText w:val=""/>
+      <w:lvlJc w:val="left"/>
+      <w:pPr>
+        <w:ind w:left="2160" w:hanging="360"/>
+      </w:pPr>
+      <w:rPr>
+        <w:rFonts w:ascii="Wingdings" w:hAnsi="Wingdings" w:hint="default"/>
+      </w:rPr>
+    </w:lvl>
+    <w:lvl w:ilvl="3" w:tplc="080A0001" w:tentative="1">
+      <w:start w:val="1"/>
+      <w:numFmt w:val="bullet"/>
+      <w:lvlText w:val=""/>
+      <w:lvlJc w:val="left"/>
+      <w:pPr>
+        <w:ind w:left="2880" w:hanging="360"/>
+      </w:pPr>
+      <w:rPr>
+        <w:rFonts w:ascii="Symbol" w:hAnsi="Symbol" w:hint="default"/>
+      </w:rPr>
+    </w:lvl>
+    <w:lvl w:ilvl="4" w:tplc="080A0003" w:tentative="1">
+      <w:start w:val="1"/>
+      <w:numFmt w:val="bullet"/>
+      <w:lvlText w:val="o"/>
+      <w:lvlJc w:val="left"/>
+      <w:pPr>
+        <w:ind w:left="3600" w:hanging="360"/>
+      </w:pPr>
+      <w:rPr>
+        <w:rFonts w:ascii="Courier New" w:hAnsi="Courier New" w:cs="Courier New" w:hint="default"/>
+      </w:rPr>
+    </w:lvl>
+    <w:lvl w:ilvl="5" w:tplc="080A0005" w:tentative="1">
+      <w:start w:val="1"/>
+      <w:numFmt w:val="bullet"/>
+      <w:lvlText w:val=""/>
+      <w:lvlJc w:val="left"/>
+      <w:pPr>
+        <w:ind w:left="4320" w:hanging="360"/>
+      </w:pPr>
+      <w:rPr>
+        <w:rFonts w:ascii="Wingdings" w:hAnsi="Wingdings" w:hint="default"/>
+      </w:rPr>
+    </w:lvl>
+    <w:lvl w:ilvl="6" w:tplc="080A0001" w:tentative="1">
+      <w:start w:val="1"/>
+      <w:numFmt w:val="bullet"/>
+      <w:lvlText w:val=""/>
+      <w:lvlJc w:val="left"/>
+      <w:pPr>
+        <w:ind w:left="5040" w:hanging="360"/>
+      </w:pPr>
+      <w:rPr>
+        <w:rFonts w:ascii="Symbol" w:hAnsi="Symbol" w:hint="default"/>
+      </w:rPr>
+    </w:lvl>
+    <w:lvl w:ilvl="7" w:tplc="080A0003" w:tentative="1">
+      <w:start w:val="1"/>
+      <w:numFmt w:val="bullet"/>
+      <w:lvlText w:val="o"/>
+      <w:lvlJc w:val="left"/>
+      <w:pPr>
+        <w:ind w:left="5760" w:hanging="360"/>
+      </w:pPr>
+      <w:rPr>
+        <w:rFonts w:ascii="Courier New" w:hAnsi="Courier New" w:cs="Courier New" w:hint="default"/>
+      </w:rPr>
+    </w:lvl>
+    <w:lvl w:ilvl="8" w:tplc="080A0005" w:tentative="1">
+      <w:start w:val="1"/>
+      <w:numFmt w:val="bullet"/>
+      <w:lvlText w:val=""/>
+      <w:lvlJc w:val="left"/>
+      <w:pPr>
+        <w:ind w:left="6480" w:hanging="360"/>
+      </w:pPr>
+      <w:rPr>
+        <w:rFonts w:ascii="Wingdings" w:hAnsi="Wingdings" w:hint="default"/>
+      </w:rPr>
+    </w:lvl>
+  </w:abstractNum>
+  <w:abstractNum w:abstractNumId="2" w15:restartNumberingAfterBreak="0">
     <w:nsid w:val="22F71DA3"/>
     <w:multiLevelType w:val="hybridMultilevel"/>
     <w:tmpl w:val="DC740C3E"/>
@@ -225,6 +656,9 @@
     <w:abstractNumId w:val="0"/>
   </w:num>
   <w:num w:numId="2">
+    <w:abstractNumId w:val="2"/>
+  </w:num>
+  <w:num w:numId="3">
     <w:abstractNumId w:val="1"/>
   </w:num>
 </w:numbering>

--- a/Documentos/29 de septiembre del 2026.docx
+++ b/Documentos/29 de septiembre del 2026.docx
@@ -51,19 +51,11 @@
         <w:t>"</w:t>
       </w:r>
       <w:proofErr w:type="spellStart"/>
-      <w:proofErr w:type="gramStart"/>
-      <w:r>
-        <w:rPr>
-          <w:lang w:val="en-US"/>
-        </w:rPr>
-        <w:t>uptime</w:t>
-      </w:r>
-      <w:proofErr w:type="gramEnd"/>
-      <w:r>
-        <w:rPr>
-          <w:lang w:val="en-US"/>
-        </w:rPr>
-        <w:t>_days</w:t>
+      <w:r>
+        <w:rPr>
+          <w:lang w:val="en-US"/>
+        </w:rPr>
+        <w:t>uptime_days</w:t>
       </w:r>
       <w:proofErr w:type="spellEnd"/>
       <w:r>
@@ -91,19 +83,11 @@
         <w:t>"</w:t>
       </w:r>
       <w:proofErr w:type="spellStart"/>
-      <w:proofErr w:type="gramStart"/>
-      <w:r>
-        <w:rPr>
-          <w:lang w:val="en-US"/>
-        </w:rPr>
-        <w:t>managed</w:t>
-      </w:r>
-      <w:proofErr w:type="gramEnd"/>
-      <w:r>
-        <w:rPr>
-          <w:lang w:val="en-US"/>
-        </w:rPr>
-        <w:t>_by_apic</w:t>
+      <w:r>
+        <w:rPr>
+          <w:lang w:val="en-US"/>
+        </w:rPr>
+        <w:t>managed_by_apic</w:t>
       </w:r>
       <w:proofErr w:type="spellEnd"/>
       <w:r>
@@ -346,6 +330,11 @@
     <w:p>
       <w:r>
         <w:t>4. Reflexión Técnica: Explica por qué es crítico que un controlador como Cisco DNA Center reciba un JSON perfectamente validado antes de aplicar cambios en la red.</w:t>
+      </w:r>
+    </w:p>
+    <w:p>
+      <w:r>
+        <w:t>Si el JSON tiene un error de sintaxis, el controlador no lo va a entender y rechazará la petición al instante.</w:t>
       </w:r>
     </w:p>
     <w:p/>

--- a/Documentos/29 de septiembre del 2026.docx
+++ b/Documentos/29 de septiembre del 2026.docx
@@ -51,11 +51,19 @@
         <w:t>"</w:t>
       </w:r>
       <w:proofErr w:type="spellStart"/>
-      <w:r>
-        <w:rPr>
-          <w:lang w:val="en-US"/>
-        </w:rPr>
-        <w:t>uptime_days</w:t>
+      <w:proofErr w:type="gramStart"/>
+      <w:r>
+        <w:rPr>
+          <w:lang w:val="en-US"/>
+        </w:rPr>
+        <w:t>uptime</w:t>
+      </w:r>
+      <w:proofErr w:type="gramEnd"/>
+      <w:r>
+        <w:rPr>
+          <w:lang w:val="en-US"/>
+        </w:rPr>
+        <w:t>_days</w:t>
       </w:r>
       <w:proofErr w:type="spellEnd"/>
       <w:r>
@@ -83,11 +91,19 @@
         <w:t>"</w:t>
       </w:r>
       <w:proofErr w:type="spellStart"/>
-      <w:r>
-        <w:rPr>
-          <w:lang w:val="en-US"/>
-        </w:rPr>
-        <w:t>managed_by_apic</w:t>
+      <w:proofErr w:type="gramStart"/>
+      <w:r>
+        <w:rPr>
+          <w:lang w:val="en-US"/>
+        </w:rPr>
+        <w:t>managed</w:t>
+      </w:r>
+      <w:proofErr w:type="gramEnd"/>
+      <w:r>
+        <w:rPr>
+          <w:lang w:val="en-US"/>
+        </w:rPr>
+        <w:t>_by_apic</w:t>
       </w:r>
       <w:proofErr w:type="spellEnd"/>
       <w:r>

--- a/Documentos/29 de septiembre del 2026.docx
+++ b/Documentos/29 de septiembre del 2026.docx
@@ -51,19 +51,11 @@
         <w:t>"</w:t>
       </w:r>
       <w:proofErr w:type="spellStart"/>
-      <w:proofErr w:type="gramStart"/>
-      <w:r>
-        <w:rPr>
-          <w:lang w:val="en-US"/>
-        </w:rPr>
-        <w:t>uptime</w:t>
-      </w:r>
-      <w:proofErr w:type="gramEnd"/>
-      <w:r>
-        <w:rPr>
-          <w:lang w:val="en-US"/>
-        </w:rPr>
-        <w:t>_days</w:t>
+      <w:r>
+        <w:rPr>
+          <w:lang w:val="en-US"/>
+        </w:rPr>
+        <w:t>uptime_days</w:t>
       </w:r>
       <w:proofErr w:type="spellEnd"/>
       <w:r>
@@ -91,19 +83,11 @@
         <w:t>"</w:t>
       </w:r>
       <w:proofErr w:type="spellStart"/>
-      <w:proofErr w:type="gramStart"/>
-      <w:r>
-        <w:rPr>
-          <w:lang w:val="en-US"/>
-        </w:rPr>
-        <w:t>managed</w:t>
-      </w:r>
-      <w:proofErr w:type="gramEnd"/>
-      <w:r>
-        <w:rPr>
-          <w:lang w:val="en-US"/>
-        </w:rPr>
-        <w:t>_by_apic</w:t>
+      <w:r>
+        <w:rPr>
+          <w:lang w:val="en-US"/>
+        </w:rPr>
+        <w:t>managed_by_apic</w:t>
       </w:r>
       <w:proofErr w:type="spellEnd"/>
       <w:r>
@@ -354,6 +338,270 @@
       </w:r>
     </w:p>
     <w:p/>
+    <w:p/>
+    <w:p/>
+    <w:p/>
+    <w:p/>
+    <w:p/>
+    <w:p>
+      <w:r>
+        <w:lastRenderedPageBreak/>
+        <w:t>Actividad 2</w:t>
+      </w:r>
+    </w:p>
+    <w:p>
+      <w:r>
+        <w:t xml:space="preserve">Parte 1: Análisis de Inventario Imagina que estás automatizando la auditoría de una red empresarial. Has recibido el siguiente objeto JSON que representa el inventario actual de dispositivos. Tu objetivo es identificar qué equipos están fuera de línea ( </w:t>
+      </w:r>
+      <w:proofErr w:type="spellStart"/>
+      <w:r>
+        <w:t>down</w:t>
+      </w:r>
+      <w:proofErr w:type="spellEnd"/>
+      <w:r>
+        <w:t xml:space="preserve"> ) para generar un reporte de incidentes.</w:t>
+      </w:r>
+    </w:p>
+    <w:p>
+      <w:r>
+        <w:t xml:space="preserve">1. Escribe el pseudocódigo o completa el script de Python necesario para procesar la variable </w:t>
+      </w:r>
+      <w:proofErr w:type="spellStart"/>
+      <w:r>
+        <w:t>inventario_json</w:t>
+      </w:r>
+      <w:proofErr w:type="spellEnd"/>
+      <w:r>
+        <w:t xml:space="preserve"> (que contiene el texto anterior). El script debe filtrar e imprimir únicamente los </w:t>
+      </w:r>
+      <w:proofErr w:type="spellStart"/>
+      <w:r>
+        <w:t>hostnames</w:t>
+      </w:r>
+      <w:proofErr w:type="spellEnd"/>
+      <w:r>
+        <w:t xml:space="preserve"> de los dispositivos cuyo estado sea '</w:t>
+      </w:r>
+      <w:proofErr w:type="spellStart"/>
+      <w:r>
+        <w:t>down</w:t>
+      </w:r>
+      <w:proofErr w:type="spellEnd"/>
+      <w:r>
+        <w:t>' .</w:t>
+      </w:r>
+    </w:p>
+    <w:p>
+      <w:pPr>
+        <w:rPr>
+          <w:lang w:val="en-US"/>
+        </w:rPr>
+      </w:pPr>
+      <w:r>
+        <w:rPr>
+          <w:lang w:val="en-US"/>
+        </w:rPr>
+        <w:t>inventario = [</w:t>
+      </w:r>
+    </w:p>
+    <w:p>
+      <w:pPr>
+        <w:rPr>
+          <w:lang w:val="en-US"/>
+        </w:rPr>
+      </w:pPr>
+      <w:r>
+        <w:rPr>
+          <w:lang w:val="en-US"/>
+        </w:rPr>
+        <w:tab/>
+        <w:t>{"hostname": "Core-SW01", "ip": "10.0.0.1", "status": "up"},</w:t>
+      </w:r>
+    </w:p>
+    <w:p>
+      <w:pPr>
+        <w:rPr>
+          <w:lang w:val="en-US"/>
+        </w:rPr>
+      </w:pPr>
+      <w:r>
+        <w:rPr>
+          <w:lang w:val="en-US"/>
+        </w:rPr>
+        <w:tab/>
+        <w:t>{"hostname": "Dist-SW02", "ip": "10.0.0.2", "status": "down"},</w:t>
+      </w:r>
+    </w:p>
+    <w:p>
+      <w:pPr>
+        <w:rPr>
+          <w:lang w:val="en-US"/>
+        </w:rPr>
+      </w:pPr>
+      <w:r>
+        <w:rPr>
+          <w:lang w:val="en-US"/>
+        </w:rPr>
+        <w:tab/>
+        <w:t>{"hostname": "Access-SW03", "ip": "10.0.0.3", "status": "up"},</w:t>
+      </w:r>
+    </w:p>
+    <w:p>
+      <w:pPr>
+        <w:rPr>
+          <w:lang w:val="en-US"/>
+        </w:rPr>
+      </w:pPr>
+      <w:r>
+        <w:rPr>
+          <w:lang w:val="en-US"/>
+        </w:rPr>
+        <w:tab/>
+        <w:t>{"hostname": "Edge-R01", "ip": "172.16.1.1", "status": "down"}</w:t>
+      </w:r>
+    </w:p>
+    <w:p>
+      <w:r>
+        <w:t>]</w:t>
+      </w:r>
+    </w:p>
+    <w:p/>
+    <w:p>
+      <w:r>
+        <w:t xml:space="preserve">#Imprimir todos los </w:t>
+      </w:r>
+      <w:proofErr w:type="spellStart"/>
+      <w:r>
+        <w:t>hostnames</w:t>
+      </w:r>
+      <w:proofErr w:type="spellEnd"/>
+    </w:p>
+    <w:p>
+      <w:r>
+        <w:t>for h in inventario:</w:t>
+      </w:r>
+    </w:p>
+    <w:p>
+      <w:r>
+        <w:tab/>
+      </w:r>
+      <w:proofErr w:type="spellStart"/>
+      <w:r>
+        <w:t>print</w:t>
+      </w:r>
+      <w:proofErr w:type="spellEnd"/>
+      <w:r>
+        <w:t>(h["</w:t>
+      </w:r>
+      <w:proofErr w:type="spellStart"/>
+      <w:r>
+        <w:t>hostname</w:t>
+      </w:r>
+      <w:proofErr w:type="spellEnd"/>
+      <w:r>
+        <w:t>"])</w:t>
+      </w:r>
+    </w:p>
+    <w:p>
+      <w:r>
+        <w:t>#Imprimir todas las IPS</w:t>
+      </w:r>
+    </w:p>
+    <w:p>
+      <w:pPr>
+        <w:rPr>
+          <w:lang w:val="en-US"/>
+        </w:rPr>
+      </w:pPr>
+      <w:r>
+        <w:rPr>
+          <w:lang w:val="en-US"/>
+        </w:rPr>
+        <w:t>for h in inventario:</w:t>
+      </w:r>
+    </w:p>
+    <w:p>
+      <w:pPr>
+        <w:rPr>
+          <w:lang w:val="en-US"/>
+        </w:rPr>
+      </w:pPr>
+      <w:r>
+        <w:rPr>
+          <w:lang w:val="en-US"/>
+        </w:rPr>
+        <w:tab/>
+        <w:t>print (h["ip"])</w:t>
+      </w:r>
+    </w:p>
+    <w:p>
+      <w:r>
+        <w:t xml:space="preserve"># Imprimir todos los que </w:t>
+      </w:r>
+      <w:proofErr w:type="spellStart"/>
+      <w:r>
+        <w:t>esten</w:t>
+      </w:r>
+      <w:proofErr w:type="spellEnd"/>
+      <w:r>
+        <w:t xml:space="preserve"> en </w:t>
+      </w:r>
+      <w:proofErr w:type="spellStart"/>
+      <w:r>
+        <w:t>down</w:t>
+      </w:r>
+      <w:proofErr w:type="spellEnd"/>
+    </w:p>
+    <w:p>
+      <w:pPr>
+        <w:rPr>
+          <w:lang w:val="en-US"/>
+        </w:rPr>
+      </w:pPr>
+      <w:r>
+        <w:rPr>
+          <w:lang w:val="en-US"/>
+        </w:rPr>
+        <w:t>for h in inventario:</w:t>
+      </w:r>
+    </w:p>
+    <w:p>
+      <w:pPr>
+        <w:rPr>
+          <w:lang w:val="en-US"/>
+        </w:rPr>
+      </w:pPr>
+      <w:r>
+        <w:rPr>
+          <w:lang w:val="en-US"/>
+        </w:rPr>
+        <w:t xml:space="preserve">    if h["status"] == "down":</w:t>
+      </w:r>
+    </w:p>
+    <w:p>
+      <w:r>
+        <w:rPr>
+          <w:lang w:val="en-US"/>
+        </w:rPr>
+        <w:t xml:space="preserve">        </w:t>
+      </w:r>
+      <w:proofErr w:type="spellStart"/>
+      <w:r>
+        <w:t>print</w:t>
+      </w:r>
+      <w:proofErr w:type="spellEnd"/>
+      <w:r>
+        <w:t>(h["</w:t>
+      </w:r>
+      <w:proofErr w:type="spellStart"/>
+      <w:r>
+        <w:t>hostname</w:t>
+      </w:r>
+      <w:proofErr w:type="spellEnd"/>
+      <w:r>
+        <w:t>"])</w:t>
+      </w:r>
+    </w:p>
     <w:sectPr>
       <w:pgSz w:w="12240" w:h="15840"/>
       <w:pgMar w:top="1417" w:right="1701" w:bottom="1417" w:left="1701" w:header="720" w:footer="720" w:gutter="0"/>

--- a/Documentos/29 de septiembre del 2026.docx
+++ b/Documentos/29 de septiembre del 2026.docx
@@ -51,11 +51,19 @@
         <w:t>"</w:t>
       </w:r>
       <w:proofErr w:type="spellStart"/>
-      <w:r>
-        <w:rPr>
-          <w:lang w:val="en-US"/>
-        </w:rPr>
-        <w:t>uptime_days</w:t>
+      <w:proofErr w:type="gramStart"/>
+      <w:r>
+        <w:rPr>
+          <w:lang w:val="en-US"/>
+        </w:rPr>
+        <w:t>uptime</w:t>
+      </w:r>
+      <w:proofErr w:type="gramEnd"/>
+      <w:r>
+        <w:rPr>
+          <w:lang w:val="en-US"/>
+        </w:rPr>
+        <w:t>_days</w:t>
       </w:r>
       <w:proofErr w:type="spellEnd"/>
       <w:r>
@@ -83,11 +91,19 @@
         <w:t>"</w:t>
       </w:r>
       <w:proofErr w:type="spellStart"/>
-      <w:r>
-        <w:rPr>
-          <w:lang w:val="en-US"/>
-        </w:rPr>
-        <w:t>managed_by_apic</w:t>
+      <w:proofErr w:type="gramStart"/>
+      <w:r>
+        <w:rPr>
+          <w:lang w:val="en-US"/>
+        </w:rPr>
+        <w:t>managed</w:t>
+      </w:r>
+      <w:proofErr w:type="gramEnd"/>
+      <w:r>
+        <w:rPr>
+          <w:lang w:val="en-US"/>
+        </w:rPr>
+        <w:t>_by_apic</w:t>
       </w:r>
       <w:proofErr w:type="spellEnd"/>
       <w:r>
@@ -351,13 +367,18 @@
     </w:p>
     <w:p>
       <w:r>
-        <w:t xml:space="preserve">Parte 1: Análisis de Inventario Imagina que estás automatizando la auditoría de una red empresarial. Has recibido el siguiente objeto JSON que representa el inventario actual de dispositivos. Tu objetivo es identificar qué equipos están fuera de línea ( </w:t>
+        <w:t xml:space="preserve">Parte 1: Análisis de Inventario Imagina que estás automatizando la auditoría de una red empresarial. Has recibido el siguiente objeto JSON que representa el inventario actual de dispositivos. Tu objetivo es identificar qué equipos están fuera de línea </w:t>
+      </w:r>
+      <w:proofErr w:type="gramStart"/>
+      <w:r>
+        <w:t xml:space="preserve">( </w:t>
       </w:r>
       <w:proofErr w:type="spellStart"/>
       <w:r>
         <w:t>down</w:t>
       </w:r>
       <w:proofErr w:type="spellEnd"/>
+      <w:proofErr w:type="gramEnd"/>
       <w:r>
         <w:t xml:space="preserve"> ) para generar un reporte de incidentes.</w:t>
       </w:r>
@@ -387,9 +408,11 @@
         <w:t>down</w:t>
       </w:r>
       <w:proofErr w:type="spellEnd"/>
+      <w:proofErr w:type="gramStart"/>
       <w:r>
         <w:t>' .</w:t>
       </w:r>
+      <w:proofErr w:type="gramEnd"/>
     </w:p>
     <w:p>
       <w:pPr>
@@ -465,7 +488,6 @@
         <w:t>]</w:t>
       </w:r>
     </w:p>
-    <w:p/>
     <w:p>
       <w:r>
         <w:t xml:space="preserve">#Imprimir todos los </w:t>
@@ -600,6 +622,1206 @@
       <w:proofErr w:type="spellEnd"/>
       <w:r>
         <w:t>"])</w:t>
+      </w:r>
+    </w:p>
+    <w:p/>
+    <w:p/>
+    <w:p/>
+    <w:p/>
+    <w:p/>
+    <w:p/>
+    <w:p>
+      <w:r>
+        <w:lastRenderedPageBreak/>
+        <w:t>2. Utiliza el siguiente organizador gráfico para clasificar las características de JSON y XML basándote en la comparativa anterior y el contenido del Tema 4.</w:t>
+      </w:r>
+    </w:p>
+    <w:p>
+      <w:r>
+        <w:rPr>
+          <w:noProof/>
+        </w:rPr>
+        <mc:AlternateContent>
+          <mc:Choice Requires="wps">
+            <w:drawing>
+              <wp:anchor distT="0" distB="0" distL="114300" distR="114300" simplePos="0" relativeHeight="251659264" behindDoc="0" locked="0" layoutInCell="1" allowOverlap="1" wp14:anchorId="1825B6EC" wp14:editId="47500146">
+                <wp:simplePos x="0" y="0"/>
+                <wp:positionH relativeFrom="column">
+                  <wp:posOffset>1609725</wp:posOffset>
+                </wp:positionH>
+                <wp:positionV relativeFrom="paragraph">
+                  <wp:posOffset>62865</wp:posOffset>
+                </wp:positionV>
+                <wp:extent cx="1600200" cy="609600"/>
+                <wp:effectExtent l="0" t="0" r="19050" b="19050"/>
+                <wp:wrapNone/>
+                <wp:docPr id="1" name="Rectángulo: esquinas redondeadas 1"/>
+                <wp:cNvGraphicFramePr/>
+                <a:graphic xmlns:a="http://schemas.openxmlformats.org/drawingml/2006/main">
+                  <a:graphicData uri="http://schemas.microsoft.com/office/word/2010/wordprocessingShape">
+                    <wps:wsp>
+                      <wps:cNvSpPr/>
+                      <wps:spPr>
+                        <a:xfrm>
+                          <a:off x="0" y="0"/>
+                          <a:ext cx="1600200" cy="609600"/>
+                        </a:xfrm>
+                        <a:prstGeom prst="roundRect">
+                          <a:avLst/>
+                        </a:prstGeom>
+                      </wps:spPr>
+                      <wps:style>
+                        <a:lnRef idx="2">
+                          <a:schemeClr val="accent1">
+                            <a:shade val="50000"/>
+                          </a:schemeClr>
+                        </a:lnRef>
+                        <a:fillRef idx="1">
+                          <a:schemeClr val="accent1"/>
+                        </a:fillRef>
+                        <a:effectRef idx="0">
+                          <a:schemeClr val="accent1"/>
+                        </a:effectRef>
+                        <a:fontRef idx="minor">
+                          <a:schemeClr val="lt1"/>
+                        </a:fontRef>
+                      </wps:style>
+                      <wps:txbx>
+                        <w:txbxContent>
+                          <w:p>
+                            <w:pPr>
+                              <w:jc w:val="center"/>
+                            </w:pPr>
+                            <w:r>
+                              <w:t>Formatos de Datos en Redes</w:t>
+                            </w:r>
+                          </w:p>
+                        </w:txbxContent>
+                      </wps:txbx>
+                      <wps:bodyPr rot="0" spcFirstLastPara="0" vertOverflow="overflow" horzOverflow="overflow" vert="horz" wrap="square" lIns="91440" tIns="45720" rIns="91440" bIns="45720" numCol="1" spcCol="0" rtlCol="0" fromWordArt="0" anchor="ctr" anchorCtr="0" forceAA="0" compatLnSpc="1">
+                        <a:prstTxWarp prst="textNoShape">
+                          <a:avLst/>
+                        </a:prstTxWarp>
+                        <a:noAutofit/>
+                      </wps:bodyPr>
+                    </wps:wsp>
+                  </a:graphicData>
+                </a:graphic>
+                <wp14:sizeRelH relativeFrom="margin">
+                  <wp14:pctWidth>0</wp14:pctWidth>
+                </wp14:sizeRelH>
+                <wp14:sizeRelV relativeFrom="margin">
+                  <wp14:pctHeight>0</wp14:pctHeight>
+                </wp14:sizeRelV>
+              </wp:anchor>
+            </w:drawing>
+          </mc:Choice>
+          <mc:Fallback>
+            <w:pict>
+              <v:roundrect w14:anchorId="1825B6EC" id="Rectángulo: esquinas redondeadas 1" o:spid="_x0000_s1026" style="position:absolute;margin-left:126.75pt;margin-top:4.95pt;width:126pt;height:48pt;z-index:251659264;visibility:visible;mso-wrap-style:square;mso-width-percent:0;mso-height-percent:0;mso-wrap-distance-left:9pt;mso-wrap-distance-top:0;mso-wrap-distance-right:9pt;mso-wrap-distance-bottom:0;mso-position-horizontal:absolute;mso-position-horizontal-relative:text;mso-position-vertical:absolute;mso-position-vertical-relative:text;mso-width-percent:0;mso-height-percent:0;mso-width-relative:margin;mso-height-relative:margin;v-text-anchor:middle" arcsize="10923f" o:gfxdata="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" fillcolor="#4472c4 [3204]" strokecolor="#1f3763 [1604]" strokeweight="1pt">
+                <v:stroke joinstyle="miter"/>
+                <v:textbox>
+                  <w:txbxContent>
+                    <w:p>
+                      <w:pPr>
+                        <w:jc w:val="center"/>
+                      </w:pPr>
+                      <w:r>
+                        <w:t>Formatos de Datos en Redes</w:t>
+                      </w:r>
+                    </w:p>
+                  </w:txbxContent>
+                </v:textbox>
+              </v:roundrect>
+            </w:pict>
+          </mc:Fallback>
+        </mc:AlternateContent>
+      </w:r>
+    </w:p>
+    <w:p/>
+    <w:p>
+      <w:r>
+        <w:rPr>
+          <w:noProof/>
+        </w:rPr>
+        <mc:AlternateContent>
+          <mc:Choice Requires="wps">
+            <w:drawing>
+              <wp:anchor distT="0" distB="0" distL="114300" distR="114300" simplePos="0" relativeHeight="251674624" behindDoc="0" locked="0" layoutInCell="1" allowOverlap="1" wp14:anchorId="0DB7EF68" wp14:editId="17BA086D">
+                <wp:simplePos x="0" y="0"/>
+                <wp:positionH relativeFrom="column">
+                  <wp:posOffset>2386965</wp:posOffset>
+                </wp:positionH>
+                <wp:positionV relativeFrom="paragraph">
+                  <wp:posOffset>101600</wp:posOffset>
+                </wp:positionV>
+                <wp:extent cx="1082040" cy="541020"/>
+                <wp:effectExtent l="0" t="0" r="22860" b="30480"/>
+                <wp:wrapNone/>
+                <wp:docPr id="11" name="Conector recto 11"/>
+                <wp:cNvGraphicFramePr/>
+                <a:graphic xmlns:a="http://schemas.openxmlformats.org/drawingml/2006/main">
+                  <a:graphicData uri="http://schemas.microsoft.com/office/word/2010/wordprocessingShape">
+                    <wps:wsp>
+                      <wps:cNvCnPr/>
+                      <wps:spPr>
+                        <a:xfrm>
+                          <a:off x="0" y="0"/>
+                          <a:ext cx="1082040" cy="541020"/>
+                        </a:xfrm>
+                        <a:prstGeom prst="line">
+                          <a:avLst/>
+                        </a:prstGeom>
+                      </wps:spPr>
+                      <wps:style>
+                        <a:lnRef idx="1">
+                          <a:schemeClr val="accent1"/>
+                        </a:lnRef>
+                        <a:fillRef idx="0">
+                          <a:schemeClr val="accent1"/>
+                        </a:fillRef>
+                        <a:effectRef idx="0">
+                          <a:schemeClr val="accent1"/>
+                        </a:effectRef>
+                        <a:fontRef idx="minor">
+                          <a:schemeClr val="tx1"/>
+                        </a:fontRef>
+                      </wps:style>
+                      <wps:bodyPr/>
+                    </wps:wsp>
+                  </a:graphicData>
+                </a:graphic>
+                <wp14:sizeRelH relativeFrom="margin">
+                  <wp14:pctWidth>0</wp14:pctWidth>
+                </wp14:sizeRelH>
+                <wp14:sizeRelV relativeFrom="margin">
+                  <wp14:pctHeight>0</wp14:pctHeight>
+                </wp14:sizeRelV>
+              </wp:anchor>
+            </w:drawing>
+          </mc:Choice>
+          <mc:Fallback>
+            <w:pict>
+              <v:line w14:anchorId="0D497D3C" id="Conector recto 11" o:spid="_x0000_s1026" style="position:absolute;z-index:251674624;visibility:visible;mso-wrap-style:square;mso-width-percent:0;mso-height-percent:0;mso-wrap-distance-left:9pt;mso-wrap-distance-top:0;mso-wrap-distance-right:9pt;mso-wrap-distance-bottom:0;mso-position-horizontal:absolute;mso-position-horizontal-relative:text;mso-position-vertical:absolute;mso-position-vertical-relative:text;mso-width-percent:0;mso-height-percent:0;mso-width-relative:margin;mso-height-relative:margin" from="187.95pt,8pt" to="273.15pt,50.6pt" o:gfxdata="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" strokecolor="#4472c4 [3204]" strokeweight=".5pt">
+                <v:stroke joinstyle="miter"/>
+              </v:line>
+            </w:pict>
+          </mc:Fallback>
+        </mc:AlternateContent>
+      </w:r>
+      <w:r>
+        <w:rPr>
+          <w:noProof/>
+        </w:rPr>
+        <mc:AlternateContent>
+          <mc:Choice Requires="wps">
+            <w:drawing>
+              <wp:anchor distT="0" distB="0" distL="114300" distR="114300" simplePos="0" relativeHeight="251672576" behindDoc="0" locked="0" layoutInCell="1" allowOverlap="1" wp14:anchorId="1238BC57" wp14:editId="0AEF89B7">
+                <wp:simplePos x="0" y="0"/>
+                <wp:positionH relativeFrom="column">
+                  <wp:posOffset>1381125</wp:posOffset>
+                </wp:positionH>
+                <wp:positionV relativeFrom="paragraph">
+                  <wp:posOffset>93980</wp:posOffset>
+                </wp:positionV>
+                <wp:extent cx="1021080" cy="472440"/>
+                <wp:effectExtent l="0" t="0" r="26670" b="22860"/>
+                <wp:wrapNone/>
+                <wp:docPr id="9" name="Conector recto 9"/>
+                <wp:cNvGraphicFramePr/>
+                <a:graphic xmlns:a="http://schemas.openxmlformats.org/drawingml/2006/main">
+                  <a:graphicData uri="http://schemas.microsoft.com/office/word/2010/wordprocessingShape">
+                    <wps:wsp>
+                      <wps:cNvCnPr/>
+                      <wps:spPr>
+                        <a:xfrm flipH="1">
+                          <a:off x="0" y="0"/>
+                          <a:ext cx="1021080" cy="472440"/>
+                        </a:xfrm>
+                        <a:prstGeom prst="line">
+                          <a:avLst/>
+                        </a:prstGeom>
+                      </wps:spPr>
+                      <wps:style>
+                        <a:lnRef idx="1">
+                          <a:schemeClr val="accent1"/>
+                        </a:lnRef>
+                        <a:fillRef idx="0">
+                          <a:schemeClr val="accent1"/>
+                        </a:fillRef>
+                        <a:effectRef idx="0">
+                          <a:schemeClr val="accent1"/>
+                        </a:effectRef>
+                        <a:fontRef idx="minor">
+                          <a:schemeClr val="tx1"/>
+                        </a:fontRef>
+                      </wps:style>
+                      <wps:bodyPr/>
+                    </wps:wsp>
+                  </a:graphicData>
+                </a:graphic>
+              </wp:anchor>
+            </w:drawing>
+          </mc:Choice>
+          <mc:Fallback>
+            <w:pict>
+              <v:line w14:anchorId="418A8AB1" id="Conector recto 9" o:spid="_x0000_s1026" style="position:absolute;flip:x;z-index:251672576;visibility:visible;mso-wrap-style:square;mso-wrap-distance-left:9pt;mso-wrap-distance-top:0;mso-wrap-distance-right:9pt;mso-wrap-distance-bottom:0;mso-position-horizontal:absolute;mso-position-horizontal-relative:text;mso-position-vertical:absolute;mso-position-vertical-relative:text" from="108.75pt,7.4pt" to="189.15pt,44.6pt" o:gfxdata="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" strokecolor="#4472c4 [3204]" strokeweight=".5pt">
+                <v:stroke joinstyle="miter"/>
+              </v:line>
+            </w:pict>
+          </mc:Fallback>
+        </mc:AlternateContent>
+      </w:r>
+    </w:p>
+    <w:p/>
+    <w:p>
+      <w:r>
+        <w:rPr>
+          <w:noProof/>
+        </w:rPr>
+        <mc:AlternateContent>
+          <mc:Choice Requires="wps">
+            <w:drawing>
+              <wp:anchor distT="0" distB="0" distL="114300" distR="114300" simplePos="0" relativeHeight="251669504" behindDoc="0" locked="0" layoutInCell="1" allowOverlap="1" wp14:anchorId="4BC8CE8D" wp14:editId="4ADAEE38">
+                <wp:simplePos x="0" y="0"/>
+                <wp:positionH relativeFrom="margin">
+                  <wp:posOffset>2806065</wp:posOffset>
+                </wp:positionH>
+                <wp:positionV relativeFrom="paragraph">
+                  <wp:posOffset>1397000</wp:posOffset>
+                </wp:positionV>
+                <wp:extent cx="1211580" cy="1173480"/>
+                <wp:effectExtent l="0" t="0" r="26670" b="26670"/>
+                <wp:wrapNone/>
+                <wp:docPr id="7" name="Rectángulo: esquinas redondeadas 7"/>
+                <wp:cNvGraphicFramePr/>
+                <a:graphic xmlns:a="http://schemas.openxmlformats.org/drawingml/2006/main">
+                  <a:graphicData uri="http://schemas.microsoft.com/office/word/2010/wordprocessingShape">
+                    <wps:wsp>
+                      <wps:cNvSpPr/>
+                      <wps:spPr>
+                        <a:xfrm>
+                          <a:off x="0" y="0"/>
+                          <a:ext cx="1211580" cy="1173480"/>
+                        </a:xfrm>
+                        <a:prstGeom prst="roundRect">
+                          <a:avLst/>
+                        </a:prstGeom>
+                      </wps:spPr>
+                      <wps:style>
+                        <a:lnRef idx="2">
+                          <a:schemeClr val="accent1">
+                            <a:shade val="50000"/>
+                          </a:schemeClr>
+                        </a:lnRef>
+                        <a:fillRef idx="1">
+                          <a:schemeClr val="accent1"/>
+                        </a:fillRef>
+                        <a:effectRef idx="0">
+                          <a:schemeClr val="accent1"/>
+                        </a:effectRef>
+                        <a:fontRef idx="minor">
+                          <a:schemeClr val="lt1"/>
+                        </a:fontRef>
+                      </wps:style>
+                      <wps:txbx>
+                        <w:txbxContent>
+                          <w:p>
+                            <w:pPr>
+                              <w:jc w:val="center"/>
+                            </w:pPr>
+                            <w:r>
+                              <w:t>Etiquetas de apertura y cierre (</w:t>
+                            </w:r>
+                            <w:r>
+                              <w:rPr>
+                                <w:rStyle w:val="CdigoHTML"/>
+                                <w:rFonts w:eastAsiaTheme="minorHAnsi"/>
+                              </w:rPr>
+                              <w:t>&lt;nodo&gt;valor&lt;/nodo&gt;</w:t>
+                            </w:r>
+                          </w:p>
+                        </w:txbxContent>
+                      </wps:txbx>
+                      <wps:bodyPr rot="0" spcFirstLastPara="0" vertOverflow="overflow" horzOverflow="overflow" vert="horz" wrap="square" lIns="91440" tIns="45720" rIns="91440" bIns="45720" numCol="1" spcCol="0" rtlCol="0" fromWordArt="0" anchor="ctr" anchorCtr="0" forceAA="0" compatLnSpc="1">
+                        <a:prstTxWarp prst="textNoShape">
+                          <a:avLst/>
+                        </a:prstTxWarp>
+                        <a:noAutofit/>
+                      </wps:bodyPr>
+                    </wps:wsp>
+                  </a:graphicData>
+                </a:graphic>
+                <wp14:sizeRelH relativeFrom="margin">
+                  <wp14:pctWidth>0</wp14:pctWidth>
+                </wp14:sizeRelH>
+                <wp14:sizeRelV relativeFrom="margin">
+                  <wp14:pctHeight>0</wp14:pctHeight>
+                </wp14:sizeRelV>
+              </wp:anchor>
+            </w:drawing>
+          </mc:Choice>
+          <mc:Fallback>
+            <w:pict>
+              <v:roundrect w14:anchorId="4BC8CE8D" id="Rectángulo: esquinas redondeadas 7" o:spid="_x0000_s1027" style="position:absolute;margin-left:220.95pt;margin-top:110pt;width:95.4pt;height:92.4pt;z-index:251669504;visibility:visible;mso-wrap-style:square;mso-width-percent:0;mso-height-percent:0;mso-wrap-distance-left:9pt;mso-wrap-distance-top:0;mso-wrap-distance-right:9pt;mso-wrap-distance-bottom:0;mso-position-horizontal:absolute;mso-position-horizontal-relative:margin;mso-position-vertical:absolute;mso-position-vertical-relative:text;mso-width-percent:0;mso-height-percent:0;mso-width-relative:margin;mso-height-relative:margin;v-text-anchor:middle" arcsize="10923f" o:gfxdata="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" fillcolor="#4472c4 [3204]" strokecolor="#1f3763 [1604]" strokeweight="1pt">
+                <v:stroke joinstyle="miter"/>
+                <v:textbox>
+                  <w:txbxContent>
+                    <w:p>
+                      <w:pPr>
+                        <w:jc w:val="center"/>
+                      </w:pPr>
+                      <w:r>
+                        <w:t>Etiquetas de apertura y cierre (</w:t>
+                      </w:r>
+                      <w:r>
+                        <w:rPr>
+                          <w:rStyle w:val="CdigoHTML"/>
+                          <w:rFonts w:eastAsiaTheme="minorHAnsi"/>
+                        </w:rPr>
+                        <w:t>&lt;nodo&gt;valor&lt;/nodo&gt;</w:t>
+                      </w:r>
+                    </w:p>
+                  </w:txbxContent>
+                </v:textbox>
+                <w10:wrap anchorx="margin"/>
+              </v:roundrect>
+            </w:pict>
+          </mc:Fallback>
+        </mc:AlternateContent>
+      </w:r>
+      <w:r>
+        <w:rPr>
+          <w:noProof/>
+        </w:rPr>
+        <mc:AlternateContent>
+          <mc:Choice Requires="wps">
+            <w:drawing>
+              <wp:anchor distT="0" distB="0" distL="114300" distR="114300" simplePos="0" relativeHeight="251680768" behindDoc="0" locked="0" layoutInCell="1" allowOverlap="1" wp14:anchorId="161DE495" wp14:editId="220DB783">
+                <wp:simplePos x="0" y="0"/>
+                <wp:positionH relativeFrom="column">
+                  <wp:posOffset>3293745</wp:posOffset>
+                </wp:positionH>
+                <wp:positionV relativeFrom="paragraph">
+                  <wp:posOffset>650240</wp:posOffset>
+                </wp:positionV>
+                <wp:extent cx="419100" cy="792480"/>
+                <wp:effectExtent l="0" t="0" r="19050" b="26670"/>
+                <wp:wrapNone/>
+                <wp:docPr id="14" name="Conector recto 14"/>
+                <wp:cNvGraphicFramePr/>
+                <a:graphic xmlns:a="http://schemas.openxmlformats.org/drawingml/2006/main">
+                  <a:graphicData uri="http://schemas.microsoft.com/office/word/2010/wordprocessingShape">
+                    <wps:wsp>
+                      <wps:cNvCnPr/>
+                      <wps:spPr>
+                        <a:xfrm flipH="1">
+                          <a:off x="0" y="0"/>
+                          <a:ext cx="419100" cy="792480"/>
+                        </a:xfrm>
+                        <a:prstGeom prst="line">
+                          <a:avLst/>
+                        </a:prstGeom>
+                      </wps:spPr>
+                      <wps:style>
+                        <a:lnRef idx="1">
+                          <a:schemeClr val="accent1"/>
+                        </a:lnRef>
+                        <a:fillRef idx="0">
+                          <a:schemeClr val="accent1"/>
+                        </a:fillRef>
+                        <a:effectRef idx="0">
+                          <a:schemeClr val="accent1"/>
+                        </a:effectRef>
+                        <a:fontRef idx="minor">
+                          <a:schemeClr val="tx1"/>
+                        </a:fontRef>
+                      </wps:style>
+                      <wps:bodyPr/>
+                    </wps:wsp>
+                  </a:graphicData>
+                </a:graphic>
+                <wp14:sizeRelH relativeFrom="margin">
+                  <wp14:pctWidth>0</wp14:pctWidth>
+                </wp14:sizeRelH>
+                <wp14:sizeRelV relativeFrom="margin">
+                  <wp14:pctHeight>0</wp14:pctHeight>
+                </wp14:sizeRelV>
+              </wp:anchor>
+            </w:drawing>
+          </mc:Choice>
+          <mc:Fallback>
+            <w:pict>
+              <v:line w14:anchorId="65633D6C" id="Conector recto 14" o:spid="_x0000_s1026" style="position:absolute;flip:x;z-index:251680768;visibility:visible;mso-wrap-style:square;mso-width-percent:0;mso-height-percent:0;mso-wrap-distance-left:9pt;mso-wrap-distance-top:0;mso-wrap-distance-right:9pt;mso-wrap-distance-bottom:0;mso-position-horizontal:absolute;mso-position-horizontal-relative:text;mso-position-vertical:absolute;mso-position-vertical-relative:text;mso-width-percent:0;mso-height-percent:0;mso-width-relative:margin;mso-height-relative:margin" from="259.35pt,51.2pt" to="292.35pt,113.6pt" o:gfxdata="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" strokecolor="#4472c4 [3204]" strokeweight=".5pt">
+                <v:stroke joinstyle="miter"/>
+              </v:line>
+            </w:pict>
+          </mc:Fallback>
+        </mc:AlternateContent>
+      </w:r>
+      <w:r>
+        <w:rPr>
+          <w:noProof/>
+        </w:rPr>
+        <mc:AlternateContent>
+          <mc:Choice Requires="wps">
+            <w:drawing>
+              <wp:anchor distT="0" distB="0" distL="114300" distR="114300" simplePos="0" relativeHeight="251682816" behindDoc="0" locked="0" layoutInCell="1" allowOverlap="1" wp14:anchorId="62D9E81C" wp14:editId="5668E011">
+                <wp:simplePos x="0" y="0"/>
+                <wp:positionH relativeFrom="column">
+                  <wp:posOffset>3789045</wp:posOffset>
+                </wp:positionH>
+                <wp:positionV relativeFrom="paragraph">
+                  <wp:posOffset>688340</wp:posOffset>
+                </wp:positionV>
+                <wp:extent cx="1051560" cy="723900"/>
+                <wp:effectExtent l="0" t="0" r="34290" b="19050"/>
+                <wp:wrapNone/>
+                <wp:docPr id="15" name="Conector recto 15"/>
+                <wp:cNvGraphicFramePr/>
+                <a:graphic xmlns:a="http://schemas.openxmlformats.org/drawingml/2006/main">
+                  <a:graphicData uri="http://schemas.microsoft.com/office/word/2010/wordprocessingShape">
+                    <wps:wsp>
+                      <wps:cNvCnPr/>
+                      <wps:spPr>
+                        <a:xfrm>
+                          <a:off x="0" y="0"/>
+                          <a:ext cx="1051560" cy="723900"/>
+                        </a:xfrm>
+                        <a:prstGeom prst="line">
+                          <a:avLst/>
+                        </a:prstGeom>
+                      </wps:spPr>
+                      <wps:style>
+                        <a:lnRef idx="1">
+                          <a:schemeClr val="accent1"/>
+                        </a:lnRef>
+                        <a:fillRef idx="0">
+                          <a:schemeClr val="accent1"/>
+                        </a:fillRef>
+                        <a:effectRef idx="0">
+                          <a:schemeClr val="accent1"/>
+                        </a:effectRef>
+                        <a:fontRef idx="minor">
+                          <a:schemeClr val="tx1"/>
+                        </a:fontRef>
+                      </wps:style>
+                      <wps:bodyPr/>
+                    </wps:wsp>
+                  </a:graphicData>
+                </a:graphic>
+                <wp14:sizeRelH relativeFrom="margin">
+                  <wp14:pctWidth>0</wp14:pctWidth>
+                </wp14:sizeRelH>
+                <wp14:sizeRelV relativeFrom="margin">
+                  <wp14:pctHeight>0</wp14:pctHeight>
+                </wp14:sizeRelV>
+              </wp:anchor>
+            </w:drawing>
+          </mc:Choice>
+          <mc:Fallback>
+            <w:pict>
+              <v:line w14:anchorId="4E3E52B8" id="Conector recto 15" o:spid="_x0000_s1026" style="position:absolute;z-index:251682816;visibility:visible;mso-wrap-style:square;mso-width-percent:0;mso-height-percent:0;mso-wrap-distance-left:9pt;mso-wrap-distance-top:0;mso-wrap-distance-right:9pt;mso-wrap-distance-bottom:0;mso-position-horizontal:absolute;mso-position-horizontal-relative:text;mso-position-vertical:absolute;mso-position-vertical-relative:text;mso-width-percent:0;mso-height-percent:0;mso-width-relative:margin;mso-height-relative:margin" from="298.35pt,54.2pt" to="381.15pt,111.2pt" o:gfxdata="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" strokecolor="#4472c4 [3204]" strokeweight=".5pt">
+                <v:stroke joinstyle="miter"/>
+              </v:line>
+            </w:pict>
+          </mc:Fallback>
+        </mc:AlternateContent>
+      </w:r>
+      <w:r>
+        <w:rPr>
+          <w:noProof/>
+        </w:rPr>
+        <mc:AlternateContent>
+          <mc:Choice Requires="wps">
+            <w:drawing>
+              <wp:anchor distT="0" distB="0" distL="114300" distR="114300" simplePos="0" relativeHeight="251671552" behindDoc="0" locked="0" layoutInCell="1" allowOverlap="1" wp14:anchorId="120D121E" wp14:editId="7E6DEBD8">
+                <wp:simplePos x="0" y="0"/>
+                <wp:positionH relativeFrom="margin">
+                  <wp:posOffset>4124325</wp:posOffset>
+                </wp:positionH>
+                <wp:positionV relativeFrom="paragraph">
+                  <wp:posOffset>1374140</wp:posOffset>
+                </wp:positionV>
+                <wp:extent cx="1272540" cy="792480"/>
+                <wp:effectExtent l="0" t="0" r="22860" b="26670"/>
+                <wp:wrapNone/>
+                <wp:docPr id="8" name="Rectángulo: esquinas redondeadas 8"/>
+                <wp:cNvGraphicFramePr/>
+                <a:graphic xmlns:a="http://schemas.openxmlformats.org/drawingml/2006/main">
+                  <a:graphicData uri="http://schemas.microsoft.com/office/word/2010/wordprocessingShape">
+                    <wps:wsp>
+                      <wps:cNvSpPr/>
+                      <wps:spPr>
+                        <a:xfrm>
+                          <a:off x="0" y="0"/>
+                          <a:ext cx="1272540" cy="792480"/>
+                        </a:xfrm>
+                        <a:prstGeom prst="roundRect">
+                          <a:avLst/>
+                        </a:prstGeom>
+                      </wps:spPr>
+                      <wps:style>
+                        <a:lnRef idx="2">
+                          <a:schemeClr val="accent1">
+                            <a:shade val="50000"/>
+                          </a:schemeClr>
+                        </a:lnRef>
+                        <a:fillRef idx="1">
+                          <a:schemeClr val="accent1"/>
+                        </a:fillRef>
+                        <a:effectRef idx="0">
+                          <a:schemeClr val="accent1"/>
+                        </a:effectRef>
+                        <a:fontRef idx="minor">
+                          <a:schemeClr val="lt1"/>
+                        </a:fontRef>
+                      </wps:style>
+                      <wps:txbx>
+                        <w:txbxContent>
+                          <w:p>
+                            <w:pPr>
+                              <w:jc w:val="center"/>
+                            </w:pPr>
+                            <w:r>
+                              <w:t>Basado en esquemas y metadatos (XSD)</w:t>
+                            </w:r>
+                          </w:p>
+                        </w:txbxContent>
+                      </wps:txbx>
+                      <wps:bodyPr rot="0" spcFirstLastPara="0" vertOverflow="overflow" horzOverflow="overflow" vert="horz" wrap="square" lIns="91440" tIns="45720" rIns="91440" bIns="45720" numCol="1" spcCol="0" rtlCol="0" fromWordArt="0" anchor="ctr" anchorCtr="0" forceAA="0" compatLnSpc="1">
+                        <a:prstTxWarp prst="textNoShape">
+                          <a:avLst/>
+                        </a:prstTxWarp>
+                        <a:noAutofit/>
+                      </wps:bodyPr>
+                    </wps:wsp>
+                  </a:graphicData>
+                </a:graphic>
+                <wp14:sizeRelH relativeFrom="margin">
+                  <wp14:pctWidth>0</wp14:pctWidth>
+                </wp14:sizeRelH>
+                <wp14:sizeRelV relativeFrom="margin">
+                  <wp14:pctHeight>0</wp14:pctHeight>
+                </wp14:sizeRelV>
+              </wp:anchor>
+            </w:drawing>
+          </mc:Choice>
+          <mc:Fallback>
+            <w:pict>
+              <v:roundrect w14:anchorId="120D121E" id="Rectángulo: esquinas redondeadas 8" o:spid="_x0000_s1028" style="position:absolute;margin-left:324.75pt;margin-top:108.2pt;width:100.2pt;height:62.4pt;z-index:251671552;visibility:visible;mso-wrap-style:square;mso-width-percent:0;mso-height-percent:0;mso-wrap-distance-left:9pt;mso-wrap-distance-top:0;mso-wrap-distance-right:9pt;mso-wrap-distance-bottom:0;mso-position-horizontal:absolute;mso-position-horizontal-relative:margin;mso-position-vertical:absolute;mso-position-vertical-relative:text;mso-width-percent:0;mso-height-percent:0;mso-width-relative:margin;mso-height-relative:margin;v-text-anchor:middle" arcsize="10923f" o:gfxdata="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" fillcolor="#4472c4 [3204]" strokecolor="#1f3763 [1604]" strokeweight="1pt">
+                <v:stroke joinstyle="miter"/>
+                <v:textbox>
+                  <w:txbxContent>
+                    <w:p>
+                      <w:pPr>
+                        <w:jc w:val="center"/>
+                      </w:pPr>
+                      <w:r>
+                        <w:t>Basado en esquemas y metadatos (XSD)</w:t>
+                      </w:r>
+                    </w:p>
+                  </w:txbxContent>
+                </v:textbox>
+                <w10:wrap anchorx="margin"/>
+              </v:roundrect>
+            </w:pict>
+          </mc:Fallback>
+        </mc:AlternateContent>
+      </w:r>
+      <w:r>
+        <w:rPr>
+          <w:noProof/>
+        </w:rPr>
+        <mc:AlternateContent>
+          <mc:Choice Requires="wps">
+            <w:drawing>
+              <wp:anchor distT="0" distB="0" distL="114300" distR="114300" simplePos="0" relativeHeight="251667456" behindDoc="0" locked="0" layoutInCell="1" allowOverlap="1" wp14:anchorId="1FE8E59B" wp14:editId="3865A931">
+                <wp:simplePos x="0" y="0"/>
+                <wp:positionH relativeFrom="margin">
+                  <wp:posOffset>1282065</wp:posOffset>
+                </wp:positionH>
+                <wp:positionV relativeFrom="paragraph">
+                  <wp:posOffset>1366520</wp:posOffset>
+                </wp:positionV>
+                <wp:extent cx="1280160" cy="800100"/>
+                <wp:effectExtent l="0" t="0" r="15240" b="19050"/>
+                <wp:wrapNone/>
+                <wp:docPr id="6" name="Rectángulo: esquinas redondeadas 6"/>
+                <wp:cNvGraphicFramePr/>
+                <a:graphic xmlns:a="http://schemas.openxmlformats.org/drawingml/2006/main">
+                  <a:graphicData uri="http://schemas.microsoft.com/office/word/2010/wordprocessingShape">
+                    <wps:wsp>
+                      <wps:cNvSpPr/>
+                      <wps:spPr>
+                        <a:xfrm>
+                          <a:off x="0" y="0"/>
+                          <a:ext cx="1280160" cy="800100"/>
+                        </a:xfrm>
+                        <a:prstGeom prst="roundRect">
+                          <a:avLst/>
+                        </a:prstGeom>
+                      </wps:spPr>
+                      <wps:style>
+                        <a:lnRef idx="2">
+                          <a:schemeClr val="accent1">
+                            <a:shade val="50000"/>
+                          </a:schemeClr>
+                        </a:lnRef>
+                        <a:fillRef idx="1">
+                          <a:schemeClr val="accent1"/>
+                        </a:fillRef>
+                        <a:effectRef idx="0">
+                          <a:schemeClr val="accent1"/>
+                        </a:effectRef>
+                        <a:fontRef idx="minor">
+                          <a:schemeClr val="lt1"/>
+                        </a:fontRef>
+                      </wps:style>
+                      <wps:txbx>
+                        <w:txbxContent>
+                          <w:p>
+                            <w:pPr>
+                              <w:jc w:val="center"/>
+                            </w:pPr>
+                            <w:r>
+                              <w:t xml:space="preserve">Ligero y rápido para </w:t>
+                            </w:r>
+                            <w:proofErr w:type="spellStart"/>
+                            <w:r>
+                              <w:t>APIs</w:t>
+                            </w:r>
+                            <w:proofErr w:type="spellEnd"/>
+                            <w:r>
+                              <w:t xml:space="preserve"> web</w:t>
+                            </w:r>
+                          </w:p>
+                        </w:txbxContent>
+                      </wps:txbx>
+                      <wps:bodyPr rot="0" spcFirstLastPara="0" vertOverflow="overflow" horzOverflow="overflow" vert="horz" wrap="square" lIns="91440" tIns="45720" rIns="91440" bIns="45720" numCol="1" spcCol="0" rtlCol="0" fromWordArt="0" anchor="ctr" anchorCtr="0" forceAA="0" compatLnSpc="1">
+                        <a:prstTxWarp prst="textNoShape">
+                          <a:avLst/>
+                        </a:prstTxWarp>
+                        <a:noAutofit/>
+                      </wps:bodyPr>
+                    </wps:wsp>
+                  </a:graphicData>
+                </a:graphic>
+                <wp14:sizeRelH relativeFrom="margin">
+                  <wp14:pctWidth>0</wp14:pctWidth>
+                </wp14:sizeRelH>
+                <wp14:sizeRelV relativeFrom="margin">
+                  <wp14:pctHeight>0</wp14:pctHeight>
+                </wp14:sizeRelV>
+              </wp:anchor>
+            </w:drawing>
+          </mc:Choice>
+          <mc:Fallback>
+            <w:pict>
+              <v:roundrect w14:anchorId="1FE8E59B" id="Rectángulo: esquinas redondeadas 6" o:spid="_x0000_s1029" style="position:absolute;margin-left:100.95pt;margin-top:107.6pt;width:100.8pt;height:63pt;z-index:251667456;visibility:visible;mso-wrap-style:square;mso-width-percent:0;mso-height-percent:0;mso-wrap-distance-left:9pt;mso-wrap-distance-top:0;mso-wrap-distance-right:9pt;mso-wrap-distance-bottom:0;mso-position-horizontal:absolute;mso-position-horizontal-relative:margin;mso-position-vertical:absolute;mso-position-vertical-relative:text;mso-width-percent:0;mso-height-percent:0;mso-width-relative:margin;mso-height-relative:margin;v-text-anchor:middle" arcsize="10923f" o:gfxdata="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" fillcolor="#4472c4 [3204]" strokecolor="#1f3763 [1604]" strokeweight="1pt">
+                <v:stroke joinstyle="miter"/>
+                <v:textbox>
+                  <w:txbxContent>
+                    <w:p>
+                      <w:pPr>
+                        <w:jc w:val="center"/>
+                      </w:pPr>
+                      <w:r>
+                        <w:t xml:space="preserve">Ligero y rápido para </w:t>
+                      </w:r>
+                      <w:proofErr w:type="spellStart"/>
+                      <w:r>
+                        <w:t>APIs</w:t>
+                      </w:r>
+                      <w:proofErr w:type="spellEnd"/>
+                      <w:r>
+                        <w:t xml:space="preserve"> web</w:t>
+                      </w:r>
+                    </w:p>
+                  </w:txbxContent>
+                </v:textbox>
+                <w10:wrap anchorx="margin"/>
+              </v:roundrect>
+            </w:pict>
+          </mc:Fallback>
+        </mc:AlternateContent>
+      </w:r>
+      <w:r>
+        <w:rPr>
+          <w:noProof/>
+        </w:rPr>
+        <mc:AlternateContent>
+          <mc:Choice Requires="wps">
+            <w:drawing>
+              <wp:anchor distT="0" distB="0" distL="114300" distR="114300" simplePos="0" relativeHeight="251665408" behindDoc="0" locked="0" layoutInCell="1" allowOverlap="1" wp14:anchorId="7B8760F7" wp14:editId="736E4621">
+                <wp:simplePos x="0" y="0"/>
+                <wp:positionH relativeFrom="margin">
+                  <wp:posOffset>-333375</wp:posOffset>
+                </wp:positionH>
+                <wp:positionV relativeFrom="paragraph">
+                  <wp:posOffset>1381760</wp:posOffset>
+                </wp:positionV>
+                <wp:extent cx="1424940" cy="762000"/>
+                <wp:effectExtent l="0" t="0" r="22860" b="19050"/>
+                <wp:wrapNone/>
+                <wp:docPr id="4" name="Rectángulo: esquinas redondeadas 4"/>
+                <wp:cNvGraphicFramePr/>
+                <a:graphic xmlns:a="http://schemas.openxmlformats.org/drawingml/2006/main">
+                  <a:graphicData uri="http://schemas.microsoft.com/office/word/2010/wordprocessingShape">
+                    <wps:wsp>
+                      <wps:cNvSpPr/>
+                      <wps:spPr>
+                        <a:xfrm>
+                          <a:off x="0" y="0"/>
+                          <a:ext cx="1424940" cy="762000"/>
+                        </a:xfrm>
+                        <a:prstGeom prst="roundRect">
+                          <a:avLst/>
+                        </a:prstGeom>
+                      </wps:spPr>
+                      <wps:style>
+                        <a:lnRef idx="2">
+                          <a:schemeClr val="accent1">
+                            <a:shade val="50000"/>
+                          </a:schemeClr>
+                        </a:lnRef>
+                        <a:fillRef idx="1">
+                          <a:schemeClr val="accent1"/>
+                        </a:fillRef>
+                        <a:effectRef idx="0">
+                          <a:schemeClr val="accent1"/>
+                        </a:effectRef>
+                        <a:fontRef idx="minor">
+                          <a:schemeClr val="lt1"/>
+                        </a:fontRef>
+                      </wps:style>
+                      <wps:txbx>
+                        <w:txbxContent>
+                          <w:p>
+                            <w:pPr>
+                              <w:jc w:val="center"/>
+                            </w:pPr>
+                            <w:r>
+                              <w:t>Pares clave-valor (</w:t>
+                            </w:r>
+                            <w:r>
+                              <w:rPr>
+                                <w:rStyle w:val="CdigoHTML"/>
+                                <w:rFonts w:eastAsiaTheme="minorHAnsi"/>
+                              </w:rPr>
+                              <w:t>{"llave": "valor"}</w:t>
+                            </w:r>
+                            <w:r>
+                              <w:t>)</w:t>
+                            </w:r>
+                          </w:p>
+                        </w:txbxContent>
+                      </wps:txbx>
+                      <wps:bodyPr rot="0" spcFirstLastPara="0" vertOverflow="overflow" horzOverflow="overflow" vert="horz" wrap="square" lIns="91440" tIns="45720" rIns="91440" bIns="45720" numCol="1" spcCol="0" rtlCol="0" fromWordArt="0" anchor="ctr" anchorCtr="0" forceAA="0" compatLnSpc="1">
+                        <a:prstTxWarp prst="textNoShape">
+                          <a:avLst/>
+                        </a:prstTxWarp>
+                        <a:noAutofit/>
+                      </wps:bodyPr>
+                    </wps:wsp>
+                  </a:graphicData>
+                </a:graphic>
+                <wp14:sizeRelH relativeFrom="margin">
+                  <wp14:pctWidth>0</wp14:pctWidth>
+                </wp14:sizeRelH>
+                <wp14:sizeRelV relativeFrom="margin">
+                  <wp14:pctHeight>0</wp14:pctHeight>
+                </wp14:sizeRelV>
+              </wp:anchor>
+            </w:drawing>
+          </mc:Choice>
+          <mc:Fallback>
+            <w:pict>
+              <v:roundrect w14:anchorId="7B8760F7" id="Rectángulo: esquinas redondeadas 4" o:spid="_x0000_s1030" style="position:absolute;margin-left:-26.25pt;margin-top:108.8pt;width:112.2pt;height:60pt;z-index:251665408;visibility:visible;mso-wrap-style:square;mso-width-percent:0;mso-height-percent:0;mso-wrap-distance-left:9pt;mso-wrap-distance-top:0;mso-wrap-distance-right:9pt;mso-wrap-distance-bottom:0;mso-position-horizontal:absolute;mso-position-horizontal-relative:margin;mso-position-vertical:absolute;mso-position-vertical-relative:text;mso-width-percent:0;mso-height-percent:0;mso-width-relative:margin;mso-height-relative:margin;v-text-anchor:middle" arcsize="10923f" o:gfxdata="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" fillcolor="#4472c4 [3204]" strokecolor="#1f3763 [1604]" strokeweight="1pt">
+                <v:stroke joinstyle="miter"/>
+                <v:textbox>
+                  <w:txbxContent>
+                    <w:p>
+                      <w:pPr>
+                        <w:jc w:val="center"/>
+                      </w:pPr>
+                      <w:r>
+                        <w:t>Pares clave-valor (</w:t>
+                      </w:r>
+                      <w:r>
+                        <w:rPr>
+                          <w:rStyle w:val="CdigoHTML"/>
+                          <w:rFonts w:eastAsiaTheme="minorHAnsi"/>
+                        </w:rPr>
+                        <w:t>{"llave": "valor"}</w:t>
+                      </w:r>
+                      <w:r>
+                        <w:t>)</w:t>
+                      </w:r>
+                    </w:p>
+                  </w:txbxContent>
+                </v:textbox>
+                <w10:wrap anchorx="margin"/>
+              </v:roundrect>
+            </w:pict>
+          </mc:Fallback>
+        </mc:AlternateContent>
+      </w:r>
+      <w:r>
+        <w:rPr>
+          <w:noProof/>
+        </w:rPr>
+        <mc:AlternateContent>
+          <mc:Choice Requires="wps">
+            <w:drawing>
+              <wp:anchor distT="0" distB="0" distL="114300" distR="114300" simplePos="0" relativeHeight="251676672" behindDoc="0" locked="0" layoutInCell="1" allowOverlap="1" wp14:anchorId="78D43613" wp14:editId="020AB96C">
+                <wp:simplePos x="0" y="0"/>
+                <wp:positionH relativeFrom="column">
+                  <wp:posOffset>550545</wp:posOffset>
+                </wp:positionH>
+                <wp:positionV relativeFrom="paragraph">
+                  <wp:posOffset>604520</wp:posOffset>
+                </wp:positionV>
+                <wp:extent cx="647700" cy="769620"/>
+                <wp:effectExtent l="0" t="0" r="19050" b="30480"/>
+                <wp:wrapNone/>
+                <wp:docPr id="12" name="Conector recto 12"/>
+                <wp:cNvGraphicFramePr/>
+                <a:graphic xmlns:a="http://schemas.openxmlformats.org/drawingml/2006/main">
+                  <a:graphicData uri="http://schemas.microsoft.com/office/word/2010/wordprocessingShape">
+                    <wps:wsp>
+                      <wps:cNvCnPr/>
+                      <wps:spPr>
+                        <a:xfrm flipV="1">
+                          <a:off x="0" y="0"/>
+                          <a:ext cx="647700" cy="769620"/>
+                        </a:xfrm>
+                        <a:prstGeom prst="line">
+                          <a:avLst/>
+                        </a:prstGeom>
+                      </wps:spPr>
+                      <wps:style>
+                        <a:lnRef idx="1">
+                          <a:schemeClr val="accent1"/>
+                        </a:lnRef>
+                        <a:fillRef idx="0">
+                          <a:schemeClr val="accent1"/>
+                        </a:fillRef>
+                        <a:effectRef idx="0">
+                          <a:schemeClr val="accent1"/>
+                        </a:effectRef>
+                        <a:fontRef idx="minor">
+                          <a:schemeClr val="tx1"/>
+                        </a:fontRef>
+                      </wps:style>
+                      <wps:bodyPr/>
+                    </wps:wsp>
+                  </a:graphicData>
+                </a:graphic>
+                <wp14:sizeRelH relativeFrom="margin">
+                  <wp14:pctWidth>0</wp14:pctWidth>
+                </wp14:sizeRelH>
+                <wp14:sizeRelV relativeFrom="margin">
+                  <wp14:pctHeight>0</wp14:pctHeight>
+                </wp14:sizeRelV>
+              </wp:anchor>
+            </w:drawing>
+          </mc:Choice>
+          <mc:Fallback>
+            <w:pict>
+              <v:line w14:anchorId="46861290" id="Conector recto 12" o:spid="_x0000_s1026" style="position:absolute;flip:y;z-index:251676672;visibility:visible;mso-wrap-style:square;mso-width-percent:0;mso-height-percent:0;mso-wrap-distance-left:9pt;mso-wrap-distance-top:0;mso-wrap-distance-right:9pt;mso-wrap-distance-bottom:0;mso-position-horizontal:absolute;mso-position-horizontal-relative:text;mso-position-vertical:absolute;mso-position-vertical-relative:text;mso-width-percent:0;mso-height-percent:0;mso-width-relative:margin;mso-height-relative:margin" from="43.35pt,47.6pt" to="94.35pt,108.2pt" o:gfxdata="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" strokecolor="#4472c4 [3204]" strokeweight=".5pt">
+                <v:stroke joinstyle="miter"/>
+              </v:line>
+            </w:pict>
+          </mc:Fallback>
+        </mc:AlternateContent>
+      </w:r>
+      <w:r>
+        <w:rPr>
+          <w:noProof/>
+        </w:rPr>
+        <mc:AlternateContent>
+          <mc:Choice Requires="wps">
+            <w:drawing>
+              <wp:anchor distT="0" distB="0" distL="114300" distR="114300" simplePos="0" relativeHeight="251678720" behindDoc="0" locked="0" layoutInCell="1" allowOverlap="1" wp14:anchorId="6100C9CC" wp14:editId="4EC6C7CE">
+                <wp:simplePos x="0" y="0"/>
+                <wp:positionH relativeFrom="column">
+                  <wp:posOffset>1205865</wp:posOffset>
+                </wp:positionH>
+                <wp:positionV relativeFrom="paragraph">
+                  <wp:posOffset>619760</wp:posOffset>
+                </wp:positionV>
+                <wp:extent cx="579120" cy="769620"/>
+                <wp:effectExtent l="0" t="0" r="30480" b="30480"/>
+                <wp:wrapNone/>
+                <wp:docPr id="13" name="Conector recto 13"/>
+                <wp:cNvGraphicFramePr/>
+                <a:graphic xmlns:a="http://schemas.openxmlformats.org/drawingml/2006/main">
+                  <a:graphicData uri="http://schemas.microsoft.com/office/word/2010/wordprocessingShape">
+                    <wps:wsp>
+                      <wps:cNvCnPr/>
+                      <wps:spPr>
+                        <a:xfrm>
+                          <a:off x="0" y="0"/>
+                          <a:ext cx="579120" cy="769620"/>
+                        </a:xfrm>
+                        <a:prstGeom prst="line">
+                          <a:avLst/>
+                        </a:prstGeom>
+                      </wps:spPr>
+                      <wps:style>
+                        <a:lnRef idx="1">
+                          <a:schemeClr val="accent1"/>
+                        </a:lnRef>
+                        <a:fillRef idx="0">
+                          <a:schemeClr val="accent1"/>
+                        </a:fillRef>
+                        <a:effectRef idx="0">
+                          <a:schemeClr val="accent1"/>
+                        </a:effectRef>
+                        <a:fontRef idx="minor">
+                          <a:schemeClr val="tx1"/>
+                        </a:fontRef>
+                      </wps:style>
+                      <wps:bodyPr/>
+                    </wps:wsp>
+                  </a:graphicData>
+                </a:graphic>
+                <wp14:sizeRelH relativeFrom="margin">
+                  <wp14:pctWidth>0</wp14:pctWidth>
+                </wp14:sizeRelH>
+                <wp14:sizeRelV relativeFrom="margin">
+                  <wp14:pctHeight>0</wp14:pctHeight>
+                </wp14:sizeRelV>
+              </wp:anchor>
+            </w:drawing>
+          </mc:Choice>
+          <mc:Fallback>
+            <w:pict>
+              <v:line w14:anchorId="25A5C13B" id="Conector recto 13" o:spid="_x0000_s1026" style="position:absolute;z-index:251678720;visibility:visible;mso-wrap-style:square;mso-width-percent:0;mso-height-percent:0;mso-wrap-distance-left:9pt;mso-wrap-distance-top:0;mso-wrap-distance-right:9pt;mso-wrap-distance-bottom:0;mso-position-horizontal:absolute;mso-position-horizontal-relative:text;mso-position-vertical:absolute;mso-position-vertical-relative:text;mso-width-percent:0;mso-height-percent:0;mso-width-relative:margin;mso-height-relative:margin" from="94.95pt,48.8pt" to="140.55pt,109.4pt" o:gfxdata="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" strokecolor="#4472c4 [3204]" strokeweight=".5pt">
+                <v:stroke joinstyle="miter"/>
+              </v:line>
+            </w:pict>
+          </mc:Fallback>
+        </mc:AlternateContent>
+      </w:r>
+      <w:r>
+        <w:rPr>
+          <w:noProof/>
+        </w:rPr>
+        <mc:AlternateContent>
+          <mc:Choice Requires="wps">
+            <w:drawing>
+              <wp:anchor distT="0" distB="0" distL="114300" distR="114300" simplePos="0" relativeHeight="251663360" behindDoc="0" locked="0" layoutInCell="1" allowOverlap="1" wp14:anchorId="5A786D47" wp14:editId="37890D41">
+                <wp:simplePos x="0" y="0"/>
+                <wp:positionH relativeFrom="column">
+                  <wp:posOffset>2760345</wp:posOffset>
+                </wp:positionH>
+                <wp:positionV relativeFrom="paragraph">
+                  <wp:posOffset>55880</wp:posOffset>
+                </wp:positionV>
+                <wp:extent cx="1600200" cy="609600"/>
+                <wp:effectExtent l="0" t="0" r="19050" b="19050"/>
+                <wp:wrapNone/>
+                <wp:docPr id="3" name="Rectángulo: esquinas redondeadas 3"/>
+                <wp:cNvGraphicFramePr/>
+                <a:graphic xmlns:a="http://schemas.openxmlformats.org/drawingml/2006/main">
+                  <a:graphicData uri="http://schemas.microsoft.com/office/word/2010/wordprocessingShape">
+                    <wps:wsp>
+                      <wps:cNvSpPr/>
+                      <wps:spPr>
+                        <a:xfrm>
+                          <a:off x="0" y="0"/>
+                          <a:ext cx="1600200" cy="609600"/>
+                        </a:xfrm>
+                        <a:prstGeom prst="roundRect">
+                          <a:avLst/>
+                        </a:prstGeom>
+                      </wps:spPr>
+                      <wps:style>
+                        <a:lnRef idx="2">
+                          <a:schemeClr val="accent1">
+                            <a:shade val="50000"/>
+                          </a:schemeClr>
+                        </a:lnRef>
+                        <a:fillRef idx="1">
+                          <a:schemeClr val="accent1"/>
+                        </a:fillRef>
+                        <a:effectRef idx="0">
+                          <a:schemeClr val="accent1"/>
+                        </a:effectRef>
+                        <a:fontRef idx="minor">
+                          <a:schemeClr val="lt1"/>
+                        </a:fontRef>
+                      </wps:style>
+                      <wps:txbx>
+                        <w:txbxContent>
+                          <w:p>
+                            <w:pPr>
+                              <w:jc w:val="center"/>
+                              <w:rPr>
+                                <w:lang w:val="en-US"/>
+                              </w:rPr>
+                            </w:pPr>
+                            <w:r>
+                              <w:rPr>
+                                <w:lang w:val="en-US"/>
+                              </w:rPr>
+                              <w:t>XML</w:t>
+                            </w:r>
+                          </w:p>
+                        </w:txbxContent>
+                      </wps:txbx>
+                      <wps:bodyPr rot="0" spcFirstLastPara="0" vertOverflow="overflow" horzOverflow="overflow" vert="horz" wrap="square" lIns="91440" tIns="45720" rIns="91440" bIns="45720" numCol="1" spcCol="0" rtlCol="0" fromWordArt="0" anchor="ctr" anchorCtr="0" forceAA="0" compatLnSpc="1">
+                        <a:prstTxWarp prst="textNoShape">
+                          <a:avLst/>
+                        </a:prstTxWarp>
+                        <a:noAutofit/>
+                      </wps:bodyPr>
+                    </wps:wsp>
+                  </a:graphicData>
+                </a:graphic>
+                <wp14:sizeRelH relativeFrom="margin">
+                  <wp14:pctWidth>0</wp14:pctWidth>
+                </wp14:sizeRelH>
+                <wp14:sizeRelV relativeFrom="margin">
+                  <wp14:pctHeight>0</wp14:pctHeight>
+                </wp14:sizeRelV>
+              </wp:anchor>
+            </w:drawing>
+          </mc:Choice>
+          <mc:Fallback>
+            <w:pict>
+              <v:roundrect w14:anchorId="5A786D47" id="Rectángulo: esquinas redondeadas 3" o:spid="_x0000_s1031" style="position:absolute;margin-left:217.35pt;margin-top:4.4pt;width:126pt;height:48pt;z-index:251663360;visibility:visible;mso-wrap-style:square;mso-width-percent:0;mso-height-percent:0;mso-wrap-distance-left:9pt;mso-wrap-distance-top:0;mso-wrap-distance-right:9pt;mso-wrap-distance-bottom:0;mso-position-horizontal:absolute;mso-position-horizontal-relative:text;mso-position-vertical:absolute;mso-position-vertical-relative:text;mso-width-percent:0;mso-height-percent:0;mso-width-relative:margin;mso-height-relative:margin;v-text-anchor:middle" arcsize="10923f" o:gfxdata="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" fillcolor="#4472c4 [3204]" strokecolor="#1f3763 [1604]" strokeweight="1pt">
+                <v:stroke joinstyle="miter"/>
+                <v:textbox>
+                  <w:txbxContent>
+                    <w:p>
+                      <w:pPr>
+                        <w:jc w:val="center"/>
+                        <w:rPr>
+                          <w:lang w:val="en-US"/>
+                        </w:rPr>
+                      </w:pPr>
+                      <w:r>
+                        <w:rPr>
+                          <w:lang w:val="en-US"/>
+                        </w:rPr>
+                        <w:t>XML</w:t>
+                      </w:r>
+                    </w:p>
+                  </w:txbxContent>
+                </v:textbox>
+              </v:roundrect>
+            </w:pict>
+          </mc:Fallback>
+        </mc:AlternateContent>
+      </w:r>
+      <w:r>
+        <w:rPr>
+          <w:noProof/>
+        </w:rPr>
+        <mc:AlternateContent>
+          <mc:Choice Requires="wps">
+            <w:drawing>
+              <wp:anchor distT="0" distB="0" distL="114300" distR="114300" simplePos="0" relativeHeight="251661312" behindDoc="0" locked="0" layoutInCell="1" allowOverlap="1" wp14:anchorId="3427BB18" wp14:editId="24A68B0C">
+                <wp:simplePos x="0" y="0"/>
+                <wp:positionH relativeFrom="column">
+                  <wp:posOffset>421005</wp:posOffset>
+                </wp:positionH>
+                <wp:positionV relativeFrom="paragraph">
+                  <wp:posOffset>10160</wp:posOffset>
+                </wp:positionV>
+                <wp:extent cx="1600200" cy="609600"/>
+                <wp:effectExtent l="0" t="0" r="19050" b="19050"/>
+                <wp:wrapNone/>
+                <wp:docPr id="2" name="Rectángulo: esquinas redondeadas 2"/>
+                <wp:cNvGraphicFramePr/>
+                <a:graphic xmlns:a="http://schemas.openxmlformats.org/drawingml/2006/main">
+                  <a:graphicData uri="http://schemas.microsoft.com/office/word/2010/wordprocessingShape">
+                    <wps:wsp>
+                      <wps:cNvSpPr/>
+                      <wps:spPr>
+                        <a:xfrm>
+                          <a:off x="0" y="0"/>
+                          <a:ext cx="1600200" cy="609600"/>
+                        </a:xfrm>
+                        <a:prstGeom prst="roundRect">
+                          <a:avLst/>
+                        </a:prstGeom>
+                      </wps:spPr>
+                      <wps:style>
+                        <a:lnRef idx="2">
+                          <a:schemeClr val="accent1">
+                            <a:shade val="50000"/>
+                          </a:schemeClr>
+                        </a:lnRef>
+                        <a:fillRef idx="1">
+                          <a:schemeClr val="accent1"/>
+                        </a:fillRef>
+                        <a:effectRef idx="0">
+                          <a:schemeClr val="accent1"/>
+                        </a:effectRef>
+                        <a:fontRef idx="minor">
+                          <a:schemeClr val="lt1"/>
+                        </a:fontRef>
+                      </wps:style>
+                      <wps:txbx>
+                        <w:txbxContent>
+                          <w:p>
+                            <w:pPr>
+                              <w:jc w:val="center"/>
+                            </w:pPr>
+                            <w:r>
+                              <w:t>JSO</w:t>
+                            </w:r>
+                            <w:r>
+                              <w:t>N</w:t>
+                            </w:r>
+                          </w:p>
+                        </w:txbxContent>
+                      </wps:txbx>
+                      <wps:bodyPr rot="0" spcFirstLastPara="0" vertOverflow="overflow" horzOverflow="overflow" vert="horz" wrap="square" lIns="91440" tIns="45720" rIns="91440" bIns="45720" numCol="1" spcCol="0" rtlCol="0" fromWordArt="0" anchor="ctr" anchorCtr="0" forceAA="0" compatLnSpc="1">
+                        <a:prstTxWarp prst="textNoShape">
+                          <a:avLst/>
+                        </a:prstTxWarp>
+                        <a:noAutofit/>
+                      </wps:bodyPr>
+                    </wps:wsp>
+                  </a:graphicData>
+                </a:graphic>
+                <wp14:sizeRelH relativeFrom="margin">
+                  <wp14:pctWidth>0</wp14:pctWidth>
+                </wp14:sizeRelH>
+                <wp14:sizeRelV relativeFrom="margin">
+                  <wp14:pctHeight>0</wp14:pctHeight>
+                </wp14:sizeRelV>
+              </wp:anchor>
+            </w:drawing>
+          </mc:Choice>
+          <mc:Fallback>
+            <w:pict>
+              <v:roundrect w14:anchorId="3427BB18" id="Rectángulo: esquinas redondeadas 2" o:spid="_x0000_s1032" style="position:absolute;margin-left:33.15pt;margin-top:.8pt;width:126pt;height:48pt;z-index:251661312;visibility:visible;mso-wrap-style:square;mso-width-percent:0;mso-height-percent:0;mso-wrap-distance-left:9pt;mso-wrap-distance-top:0;mso-wrap-distance-right:9pt;mso-wrap-distance-bottom:0;mso-position-horizontal:absolute;mso-position-horizontal-relative:text;mso-position-vertical:absolute;mso-position-vertical-relative:text;mso-width-percent:0;mso-height-percent:0;mso-width-relative:margin;mso-height-relative:margin;v-text-anchor:middle" arcsize="10923f" o:gfxdata="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" fillcolor="#4472c4 [3204]" strokecolor="#1f3763 [1604]" strokeweight="1pt">
+                <v:stroke joinstyle="miter"/>
+                <v:textbox>
+                  <w:txbxContent>
+                    <w:p>
+                      <w:pPr>
+                        <w:jc w:val="center"/>
+                      </w:pPr>
+                      <w:r>
+                        <w:t>JSO</w:t>
+                      </w:r>
+                      <w:r>
+                        <w:t>N</w:t>
+                      </w:r>
+                    </w:p>
+                  </w:txbxContent>
+                </v:textbox>
+              </v:roundrect>
+            </w:pict>
+          </mc:Fallback>
+        </mc:AlternateContent>
       </w:r>
     </w:p>
     <w:sectPr>
@@ -1354,6 +2576,19 @@
       <w:contextualSpacing/>
     </w:pPr>
   </w:style>
+  <w:style w:type="character" w:styleId="CdigoHTML">
+    <w:name w:val="HTML Code"/>
+    <w:basedOn w:val="Fuentedeprrafopredeter"/>
+    <w:uiPriority w:val="99"/>
+    <w:semiHidden/>
+    <w:unhideWhenUsed/>
+    <w:rsid w:val="00DD17C0"/>
+    <w:rPr>
+      <w:rFonts w:ascii="Courier New" w:eastAsia="Times New Roman" w:hAnsi="Courier New" w:cs="Courier New"/>
+      <w:sz w:val="20"/>
+      <w:szCs w:val="20"/>
+    </w:rPr>
+  </w:style>
 </w:styles>
 </file>
 

--- a/Documentos/29 de septiembre del 2026.docx
+++ b/Documentos/29 de septiembre del 2026.docx
@@ -802,7 +802,7 @@
           </mc:Choice>
           <mc:Fallback>
             <w:pict>
-              <v:line w14:anchorId="0D497D3C" id="Conector recto 11" o:spid="_x0000_s1026" style="position:absolute;z-index:251674624;visibility:visible;mso-wrap-style:square;mso-width-percent:0;mso-height-percent:0;mso-wrap-distance-left:9pt;mso-wrap-distance-top:0;mso-wrap-distance-right:9pt;mso-wrap-distance-bottom:0;mso-position-horizontal:absolute;mso-position-horizontal-relative:text;mso-position-vertical:absolute;mso-position-vertical-relative:text;mso-width-percent:0;mso-height-percent:0;mso-width-relative:margin;mso-height-relative:margin" from="187.95pt,8pt" to="273.15pt,50.6pt" o:gfxdata="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" strokecolor="#4472c4 [3204]" strokeweight=".5pt">
+              <v:line w14:anchorId="2AEFEA83" id="Conector recto 11" o:spid="_x0000_s1026" style="position:absolute;z-index:251674624;visibility:visible;mso-wrap-style:square;mso-width-percent:0;mso-height-percent:0;mso-wrap-distance-left:9pt;mso-wrap-distance-top:0;mso-wrap-distance-right:9pt;mso-wrap-distance-bottom:0;mso-position-horizontal:absolute;mso-position-horizontal-relative:text;mso-position-vertical:absolute;mso-position-vertical-relative:text;mso-width-percent:0;mso-height-percent:0;mso-width-relative:margin;mso-height-relative:margin" from="187.95pt,8pt" to="273.15pt,50.6pt" o:gfxdata="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" strokecolor="#4472c4 [3204]" strokeweight=".5pt">
                 <v:stroke joinstyle="miter"/>
               </v:line>
             </w:pict>
@@ -865,7 +865,7 @@
           </mc:Choice>
           <mc:Fallback>
             <w:pict>
-              <v:line w14:anchorId="418A8AB1" id="Conector recto 9" o:spid="_x0000_s1026" style="position:absolute;flip:x;z-index:251672576;visibility:visible;mso-wrap-style:square;mso-wrap-distance-left:9pt;mso-wrap-distance-top:0;mso-wrap-distance-right:9pt;mso-wrap-distance-bottom:0;mso-position-horizontal:absolute;mso-position-horizontal-relative:text;mso-position-vertical:absolute;mso-position-vertical-relative:text" from="108.75pt,7.4pt" to="189.15pt,44.6pt" o:gfxdata="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" strokecolor="#4472c4 [3204]" strokeweight=".5pt">
+              <v:line w14:anchorId="2F08AFC9" id="Conector recto 9" o:spid="_x0000_s1026" style="position:absolute;flip:x;z-index:251672576;visibility:visible;mso-wrap-style:square;mso-wrap-distance-left:9pt;mso-wrap-distance-top:0;mso-wrap-distance-right:9pt;mso-wrap-distance-bottom:0;mso-position-horizontal:absolute;mso-position-horizontal-relative:text;mso-position-vertical:absolute;mso-position-vertical-relative:text" from="108.75pt,7.4pt" to="189.15pt,44.6pt" o:gfxdata="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" strokecolor="#4472c4 [3204]" strokeweight=".5pt">
                 <v:stroke joinstyle="miter"/>
               </v:line>
             </w:pict>
@@ -1052,7 +1052,7 @@
           </mc:Choice>
           <mc:Fallback>
             <w:pict>
-              <v:line w14:anchorId="65633D6C" id="Conector recto 14" o:spid="_x0000_s1026" style="position:absolute;flip:x;z-index:251680768;visibility:visible;mso-wrap-style:square;mso-width-percent:0;mso-height-percent:0;mso-wrap-distance-left:9pt;mso-wrap-distance-top:0;mso-wrap-distance-right:9pt;mso-wrap-distance-bottom:0;mso-position-horizontal:absolute;mso-position-horizontal-relative:text;mso-position-vertical:absolute;mso-position-vertical-relative:text;mso-width-percent:0;mso-height-percent:0;mso-width-relative:margin;mso-height-relative:margin" from="259.35pt,51.2pt" to="292.35pt,113.6pt" o:gfxdata="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" strokecolor="#4472c4 [3204]" strokeweight=".5pt">
+              <v:line w14:anchorId="35060ADB" id="Conector recto 14" o:spid="_x0000_s1026" style="position:absolute;flip:x;z-index:251680768;visibility:visible;mso-wrap-style:square;mso-width-percent:0;mso-height-percent:0;mso-wrap-distance-left:9pt;mso-wrap-distance-top:0;mso-wrap-distance-right:9pt;mso-wrap-distance-bottom:0;mso-position-horizontal:absolute;mso-position-horizontal-relative:text;mso-position-vertical:absolute;mso-position-vertical-relative:text;mso-width-percent:0;mso-height-percent:0;mso-width-relative:margin;mso-height-relative:margin" from="259.35pt,51.2pt" to="292.35pt,113.6pt" o:gfxdata="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" strokecolor="#4472c4 [3204]" strokeweight=".5pt">
                 <v:stroke joinstyle="miter"/>
               </v:line>
             </w:pict>
@@ -1121,7 +1121,7 @@
           </mc:Choice>
           <mc:Fallback>
             <w:pict>
-              <v:line w14:anchorId="4E3E52B8" id="Conector recto 15" o:spid="_x0000_s1026" style="position:absolute;z-index:251682816;visibility:visible;mso-wrap-style:square;mso-width-percent:0;mso-height-percent:0;mso-wrap-distance-left:9pt;mso-wrap-distance-top:0;mso-wrap-distance-right:9pt;mso-wrap-distance-bottom:0;mso-position-horizontal:absolute;mso-position-horizontal-relative:text;mso-position-vertical:absolute;mso-position-vertical-relative:text;mso-width-percent:0;mso-height-percent:0;mso-width-relative:margin;mso-height-relative:margin" from="298.35pt,54.2pt" to="381.15pt,111.2pt" o:gfxdata="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" strokecolor="#4472c4 [3204]" strokeweight=".5pt">
+              <v:line w14:anchorId="7DED46F5" id="Conector recto 15" o:spid="_x0000_s1026" style="position:absolute;z-index:251682816;visibility:visible;mso-wrap-style:square;mso-width-percent:0;mso-height-percent:0;mso-wrap-distance-left:9pt;mso-wrap-distance-top:0;mso-wrap-distance-right:9pt;mso-wrap-distance-bottom:0;mso-position-horizontal:absolute;mso-position-horizontal-relative:text;mso-position-vertical:absolute;mso-position-vertical-relative:text;mso-width-percent:0;mso-height-percent:0;mso-width-relative:margin;mso-height-relative:margin" from="298.35pt,54.2pt" to="381.15pt,111.2pt" o:gfxdata="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" strokecolor="#4472c4 [3204]" strokeweight=".5pt">
                 <v:stroke joinstyle="miter"/>
               </v:line>
             </w:pict>
@@ -1529,7 +1529,7 @@
           </mc:Choice>
           <mc:Fallback>
             <w:pict>
-              <v:line w14:anchorId="46861290" id="Conector recto 12" o:spid="_x0000_s1026" style="position:absolute;flip:y;z-index:251676672;visibility:visible;mso-wrap-style:square;mso-width-percent:0;mso-height-percent:0;mso-wrap-distance-left:9pt;mso-wrap-distance-top:0;mso-wrap-distance-right:9pt;mso-wrap-distance-bottom:0;mso-position-horizontal:absolute;mso-position-horizontal-relative:text;mso-position-vertical:absolute;mso-position-vertical-relative:text;mso-width-percent:0;mso-height-percent:0;mso-width-relative:margin;mso-height-relative:margin" from="43.35pt,47.6pt" to="94.35pt,108.2pt" o:gfxdata="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" strokecolor="#4472c4 [3204]" strokeweight=".5pt">
+              <v:line w14:anchorId="7A86472F" id="Conector recto 12" o:spid="_x0000_s1026" style="position:absolute;flip:y;z-index:251676672;visibility:visible;mso-wrap-style:square;mso-width-percent:0;mso-height-percent:0;mso-wrap-distance-left:9pt;mso-wrap-distance-top:0;mso-wrap-distance-right:9pt;mso-wrap-distance-bottom:0;mso-position-horizontal:absolute;mso-position-horizontal-relative:text;mso-position-vertical:absolute;mso-position-vertical-relative:text;mso-width-percent:0;mso-height-percent:0;mso-width-relative:margin;mso-height-relative:margin" from="43.35pt,47.6pt" to="94.35pt,108.2pt" o:gfxdata="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" strokecolor="#4472c4 [3204]" strokeweight=".5pt">
                 <v:stroke joinstyle="miter"/>
               </v:line>
             </w:pict>
@@ -1598,7 +1598,7 @@
           </mc:Choice>
           <mc:Fallback>
             <w:pict>
-              <v:line w14:anchorId="25A5C13B" id="Conector recto 13" o:spid="_x0000_s1026" style="position:absolute;z-index:251678720;visibility:visible;mso-wrap-style:square;mso-width-percent:0;mso-height-percent:0;mso-wrap-distance-left:9pt;mso-wrap-distance-top:0;mso-wrap-distance-right:9pt;mso-wrap-distance-bottom:0;mso-position-horizontal:absolute;mso-position-horizontal-relative:text;mso-position-vertical:absolute;mso-position-vertical-relative:text;mso-width-percent:0;mso-height-percent:0;mso-width-relative:margin;mso-height-relative:margin" from="94.95pt,48.8pt" to="140.55pt,109.4pt" o:gfxdata="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" strokecolor="#4472c4 [3204]" strokeweight=".5pt">
+              <v:line w14:anchorId="32B84944" id="Conector recto 13" o:spid="_x0000_s1026" style="position:absolute;z-index:251678720;visibility:visible;mso-wrap-style:square;mso-width-percent:0;mso-height-percent:0;mso-wrap-distance-left:9pt;mso-wrap-distance-top:0;mso-wrap-distance-right:9pt;mso-wrap-distance-bottom:0;mso-position-horizontal:absolute;mso-position-horizontal-relative:text;mso-position-vertical:absolute;mso-position-vertical-relative:text;mso-width-percent:0;mso-height-percent:0;mso-width-relative:margin;mso-height-relative:margin" from="94.95pt,48.8pt" to="140.55pt,109.4pt" o:gfxdata="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" strokecolor="#4472c4 [3204]" strokeweight=".5pt">
                 <v:stroke joinstyle="miter"/>
               </v:line>
             </w:pict>
@@ -1822,6 +1822,9 @@
             </w:pict>
           </mc:Fallback>
         </mc:AlternateContent>
+      </w:r>
+      <w:r>
+        <w:t xml:space="preserve"> 01.</w:t>
       </w:r>
     </w:p>
     <w:sectPr>
